--- a/stem_lessons/Pedro_Lesson_3.docx
+++ b/stem_lessons/Pedro_Lesson_3.docx
@@ -1690,6 +1690,26 @@
             </w:tabs>
             <w:rPr/>
           </w:pPr>
+          <w:hyperlink w:anchor="__RefHeading___Toc910_332147322">
+            <w:r>
+              <w:rPr>
+                <w:rStyle w:val="IndexLink"/>
+              </w:rPr>
+              <w:t>4. Install the Pedro Program</w:t>
+              <w:tab/>
+              <w:t>7</w:t>
+            </w:r>
+          </w:hyperlink>
+        </w:p>
+        <w:p>
+          <w:pPr>
+            <w:pStyle w:val="TOC2"/>
+            <w:tabs>
+              <w:tab w:val="clear" w:pos="9638"/>
+              <w:tab w:val="right" w:pos="9920" w:leader="dot"/>
+            </w:tabs>
+            <w:rPr/>
+          </w:pPr>
           <w:hyperlink w:anchor="__RefHeading___Toc8021_2390671122">
             <w:r>
               <w:rPr>
@@ -1697,7 +1717,15 @@
                 <w:i w:val="false"/>
                 <w:iCs w:val="false"/>
               </w:rPr>
-              <w:t xml:space="preserve">4. </w:t>
+              <w:t>5</w:t>
+            </w:r>
+            <w:r>
+              <w:rPr>
+                <w:rStyle w:val="IndexLink"/>
+                <w:i w:val="false"/>
+                <w:iCs w:val="false"/>
+              </w:rPr>
+              <w:t xml:space="preserve">. </w:t>
             </w:r>
             <w:r>
               <w:rPr>
@@ -1712,7 +1740,7 @@
                 <w:rStyle w:val="IndexLink"/>
               </w:rPr>
               <w:tab/>
-              <w:t>7</w:t>
+              <w:t>8</w:t>
             </w:r>
           </w:hyperlink>
         </w:p>
@@ -1732,7 +1760,7 @@
               </w:rPr>
               <w:t>Step 1: Building the Base</w:t>
               <w:tab/>
-              <w:t>7</w:t>
+              <w:t>8</w:t>
             </w:r>
           </w:hyperlink>
         </w:p>
@@ -1752,7 +1780,7 @@
               </w:rPr>
               <w:t>Step 3: Building the Gripper</w:t>
               <w:tab/>
-              <w:t>8</w:t>
+              <w:t>9</w:t>
             </w:r>
           </w:hyperlink>
         </w:p>
@@ -1772,7 +1800,7 @@
               </w:rPr>
               <w:t>Step 4: Assembling the Arm</w:t>
               <w:tab/>
-              <w:t>9</w:t>
+              <w:t>10</w:t>
             </w:r>
           </w:hyperlink>
         </w:p>
@@ -1792,14 +1820,22 @@
                 <w:i w:val="false"/>
                 <w:iCs w:val="false"/>
               </w:rPr>
-              <w:t>5. Reflection Discussion</w:t>
+              <w:t>6</w:t>
+            </w:r>
+            <w:r>
+              <w:rPr>
+                <w:rStyle w:val="IndexLink"/>
+                <w:i w:val="false"/>
+                <w:iCs w:val="false"/>
+              </w:rPr>
+              <w:t>. Reflection Discussion</w:t>
             </w:r>
             <w:r>
               <w:rPr>
                 <w:rStyle w:val="IndexLink"/>
               </w:rPr>
               <w:tab/>
-              <w:t>10</w:t>
+              <w:t>11</w:t>
             </w:r>
           </w:hyperlink>
         </w:p>
@@ -1834,7 +1870,7 @@
                 <w:rStyle w:val="IndexLink"/>
               </w:rPr>
               <w:tab/>
-              <w:t>11</w:t>
+              <w:t>12</w:t>
             </w:r>
           </w:hyperlink>
           <w:r>
@@ -6526,11 +6562,699 @@
     <w:p>
       <w:pPr>
         <w:pStyle w:val="Heading2"/>
+        <w:widowControl/>
+        <w:tabs>
+          <w:tab w:val="clear" w:pos="720"/>
+          <w:tab w:val="left" w:pos="0" w:leader="none"/>
+        </w:tabs>
+        <w:suppressAutoHyphens w:val="true"/>
+        <w:overflowPunct w:val="false"/>
+        <w:bidi w:val="0"/>
+        <w:spacing w:before="0" w:after="26"/>
+        <w:ind w:hanging="0" w:start="0" w:end="0"/>
+        <w:jc w:val="start"/>
+        <w:rPr>
+          <w:sz w:val="28"/>
+          <w:szCs w:val="28"/>
+        </w:rPr>
+      </w:pPr>
+      <w:bookmarkStart w:id="11" w:name="__RefHeading___Toc910_332147322"/>
+      <w:bookmarkEnd w:id="11"/>
+      <w:r>
+        <w:rPr>
+          <w:sz w:val="36"/>
+          <w:szCs w:val="36"/>
+        </w:rPr>
+        <w:t>4</w:t>
+      </w:r>
+      <w:r>
+        <w:rPr>
+          <w:sz w:val="36"/>
+          <w:szCs w:val="36"/>
+        </w:rPr>
+        <w:t xml:space="preserve">. </w:t>
+      </w:r>
+      <w:r>
+        <w:rPr>
+          <w:sz w:val="36"/>
+          <w:szCs w:val="36"/>
+        </w:rPr>
+        <w:t>Upload</w:t>
+      </w:r>
+      <w:r>
+        <w:rPr>
+          <w:sz w:val="36"/>
+          <w:szCs w:val="36"/>
+        </w:rPr>
+        <w:t xml:space="preserve"> the Pedro Program</w:t>
+      </w:r>
+    </w:p>
+    <w:p>
+      <w:pPr>
+        <w:pStyle w:val="BodyText"/>
+        <w:widowControl/>
+        <w:tabs>
+          <w:tab w:val="clear" w:pos="720"/>
+          <w:tab w:val="left" w:pos="0" w:leader="none"/>
+        </w:tabs>
+        <w:suppressAutoHyphens w:val="true"/>
+        <w:overflowPunct w:val="false"/>
+        <w:bidi w:val="0"/>
+        <w:spacing w:before="0" w:after="26"/>
+        <w:ind w:hanging="0" w:start="0" w:end="0"/>
+        <w:jc w:val="start"/>
+        <w:rPr>
+          <w:sz w:val="28"/>
+          <w:szCs w:val="28"/>
+        </w:rPr>
+      </w:pPr>
+      <w:r>
+        <w:rPr>
+          <w:sz w:val="28"/>
+          <w:szCs w:val="28"/>
+        </w:rPr>
+      </w:r>
+    </w:p>
+    <w:p>
+      <w:pPr>
+        <w:pStyle w:val="BodyText"/>
+        <w:rPr/>
+      </w:pPr>
+      <w:r>
+        <w:rPr>
+          <w:rFonts w:eastAsia="Noto Serif CJK SC" w:cs="Noto Sans Devanagari"/>
+          <w:color w:val="auto"/>
+          <w:kern w:val="2"/>
+          <w:sz w:val="24"/>
+          <w:szCs w:val="24"/>
+          <w:lang w:val="fr-FR" w:eastAsia="zh-CN" w:bidi="hi-IN"/>
+        </w:rPr>
+        <w:t xml:space="preserve">The </w:t>
+      </w:r>
+      <w:r>
+        <w:rPr>
+          <w:rStyle w:val="Strong"/>
+          <w:rFonts w:eastAsia="Noto Serif CJK SC" w:cs="Noto Sans Devanagari"/>
+          <w:color w:val="auto"/>
+          <w:kern w:val="2"/>
+          <w:sz w:val="24"/>
+          <w:szCs w:val="24"/>
+          <w:lang w:val="fr-FR" w:eastAsia="zh-CN" w:bidi="hi-IN"/>
+        </w:rPr>
+        <w:t>Pedro Program</w:t>
+      </w:r>
+      <w:r>
+        <w:rPr>
+          <w:rFonts w:eastAsia="Noto Serif CJK SC" w:cs="Noto Sans Devanagari"/>
+          <w:color w:val="auto"/>
+          <w:kern w:val="2"/>
+          <w:sz w:val="24"/>
+          <w:szCs w:val="24"/>
+          <w:lang w:val="fr-FR" w:eastAsia="zh-CN" w:bidi="hi-IN"/>
+        </w:rPr>
+        <w:t xml:space="preserve"> is the core software that powers and controls the robot. It acts as the robot’s “brain,” managing all behaviors and interactions. </w:t>
+        <w:br/>
+      </w:r>
+      <w:r>
+        <w:rPr/>
+        <w:t>Through this single program, students can access and explore multiple control modes, allowing them to understand how a robot receives instructions, processes them, and translates them into physical actions.</w:t>
+      </w:r>
+    </w:p>
+    <w:p>
+      <w:pPr>
+        <w:pStyle w:val="BodyText"/>
+        <w:numPr>
+          <w:ilvl w:val="0"/>
+          <w:numId w:val="2"/>
+        </w:numPr>
+        <w:tabs>
+          <w:tab w:val="clear" w:pos="720"/>
+          <w:tab w:val="left" w:pos="0" w:leader="none"/>
+        </w:tabs>
+        <w:spacing w:before="0" w:after="0"/>
+        <w:ind w:hanging="283" w:start="709" w:end="0"/>
+        <w:rPr>
+          <w:b/>
+          <w:bCs/>
+        </w:rPr>
+      </w:pPr>
+      <w:r>
+        <w:rPr>
+          <w:b/>
+          <w:bCs/>
+        </w:rPr>
+        <w:t>(Completion of Lesson n°2.2 is required)</w:t>
+      </w:r>
+    </w:p>
+    <w:p>
+      <w:pPr>
+        <w:pStyle w:val="BodyText"/>
+        <w:numPr>
+          <w:ilvl w:val="0"/>
+          <w:numId w:val="2"/>
+        </w:numPr>
+        <w:tabs>
+          <w:tab w:val="clear" w:pos="720"/>
+          <w:tab w:val="left" w:pos="0" w:leader="none"/>
+        </w:tabs>
+        <w:spacing w:before="0" w:after="0"/>
+        <w:ind w:hanging="283" w:start="709"/>
+        <w:rPr/>
+      </w:pPr>
+      <w:r>
+        <w:rPr>
+          <w:rStyle w:val="Strong"/>
+        </w:rPr>
+        <w:t xml:space="preserve">Insert </w:t>
+      </w:r>
+      <w:r>
+        <w:rPr>
+          <w:rStyle w:val="Strong"/>
+          <w:b w:val="false"/>
+          <w:bCs w:val="false"/>
+        </w:rPr>
+        <w:t>the Oled Screen into the Pedro board and</w:t>
+      </w:r>
+      <w:r>
+        <w:rPr>
+          <w:rStyle w:val="Strong"/>
+        </w:rPr>
+        <w:t xml:space="preserve"> Connect</w:t>
+      </w:r>
+      <w:r>
+        <w:rPr/>
+        <w:t xml:space="preserve"> the board to your computer via USB. </w:t>
+      </w:r>
+    </w:p>
+    <w:p>
+      <w:pPr>
+        <w:pStyle w:val="BodyText"/>
+        <w:numPr>
+          <w:ilvl w:val="0"/>
+          <w:numId w:val="2"/>
+        </w:numPr>
+        <w:tabs>
+          <w:tab w:val="clear" w:pos="720"/>
+          <w:tab w:val="left" w:pos="0" w:leader="none"/>
+        </w:tabs>
+        <w:spacing w:before="0" w:after="0"/>
+        <w:ind w:hanging="283" w:start="709"/>
+        <w:rPr/>
+      </w:pPr>
+      <w:r>
+        <w:drawing>
+          <wp:anchor behindDoc="0" distT="0" distB="0" distL="0" distR="0" simplePos="0" locked="0" layoutInCell="0" allowOverlap="1" relativeHeight="67">
+            <wp:simplePos x="0" y="0"/>
+            <wp:positionH relativeFrom="column">
+              <wp:posOffset>5083175</wp:posOffset>
+            </wp:positionH>
+            <wp:positionV relativeFrom="paragraph">
+              <wp:posOffset>101600</wp:posOffset>
+            </wp:positionV>
+            <wp:extent cx="1183005" cy="1245870"/>
+            <wp:effectExtent l="0" t="0" r="0" b="0"/>
+            <wp:wrapSquare wrapText="largest"/>
+            <wp:docPr id="45" name="Image25" descr="" title=""/>
+            <wp:cNvGraphicFramePr>
+              <a:graphicFrameLocks xmlns:a="http://schemas.openxmlformats.org/drawingml/2006/main" noChangeAspect="1"/>
+            </wp:cNvGraphicFramePr>
+            <a:graphic xmlns:a="http://schemas.openxmlformats.org/drawingml/2006/main">
+              <a:graphicData uri="http://schemas.openxmlformats.org/drawingml/2006/picture">
+                <pic:pic xmlns:pic="http://schemas.openxmlformats.org/drawingml/2006/picture">
+                  <pic:nvPicPr>
+                    <pic:cNvPr id="45" name="Image25" descr="" title=""/>
+                    <pic:cNvPicPr>
+                      <a:picLocks noChangeAspect="1" noChangeArrowheads="1"/>
+                    </pic:cNvPicPr>
+                  </pic:nvPicPr>
+                  <pic:blipFill>
+                    <a:blip r:embed="rId13"/>
+                    <a:stretch>
+                      <a:fillRect/>
+                    </a:stretch>
+                  </pic:blipFill>
+                  <pic:spPr bwMode="auto">
+                    <a:xfrm>
+                      <a:off x="0" y="0"/>
+                      <a:ext cx="1183005" cy="1245870"/>
+                    </a:xfrm>
+                    <a:prstGeom prst="rect">
+                      <a:avLst/>
+                    </a:prstGeom>
+                  </pic:spPr>
+                </pic:pic>
+              </a:graphicData>
+            </a:graphic>
+          </wp:anchor>
+        </w:drawing>
+      </w:r>
+      <w:r>
+        <w:rPr>
+          <w:rStyle w:val="Strong"/>
+        </w:rPr>
+        <w:t>Select the correct port</w:t>
+      </w:r>
+      <w:r>
+        <w:rPr/>
+        <w:t xml:space="preserve">: </w:t>
+      </w:r>
+    </w:p>
+    <w:p>
+      <w:pPr>
+        <w:pStyle w:val="BodyText"/>
+        <w:numPr>
+          <w:ilvl w:val="1"/>
+          <w:numId w:val="2"/>
+        </w:numPr>
+        <w:tabs>
+          <w:tab w:val="clear" w:pos="720"/>
+          <w:tab w:val="left" w:pos="0" w:leader="none"/>
+        </w:tabs>
+        <w:spacing w:before="0" w:after="0"/>
+        <w:ind w:hanging="283" w:start="1418"/>
+        <w:rPr/>
+      </w:pPr>
+      <w:r>
+        <w:rPr>
+          <w:rStyle w:val="Strong"/>
+          <w:rFonts w:eastAsia="Noto Serif CJK SC" w:cs="Noto Sans Devanagari"/>
+          <w:b w:val="false"/>
+          <w:bCs w:val="false"/>
+          <w:color w:val="auto"/>
+          <w:kern w:val="2"/>
+          <w:sz w:val="24"/>
+          <w:szCs w:val="24"/>
+          <w:lang w:val="fr-FR" w:eastAsia="zh-CN" w:bidi="hi-IN"/>
+        </w:rPr>
+        <w:t>Tools → Select the p</w:t>
+      </w:r>
+      <w:r>
+        <w:rPr/>
+        <w:t xml:space="preserve">ort that appear when you connect Pedro robot </w:t>
+      </w:r>
+    </w:p>
+    <w:p>
+      <w:pPr>
+        <w:pStyle w:val="BodyText"/>
+        <w:numPr>
+          <w:ilvl w:val="0"/>
+          <w:numId w:val="2"/>
+        </w:numPr>
+        <w:tabs>
+          <w:tab w:val="clear" w:pos="720"/>
+          <w:tab w:val="left" w:pos="0" w:leader="none"/>
+        </w:tabs>
+        <w:spacing w:before="0" w:after="0"/>
+        <w:ind w:hanging="283" w:start="709"/>
+        <w:rPr/>
+      </w:pPr>
+      <w:r>
+        <w:rPr>
+          <w:rStyle w:val="Strong"/>
+        </w:rPr>
+        <w:t>Select the board type</w:t>
+      </w:r>
+      <w:r>
+        <w:rPr/>
+        <w:t xml:space="preserve">: </w:t>
+      </w:r>
+    </w:p>
+    <w:p>
+      <w:pPr>
+        <w:pStyle w:val="BodyText"/>
+        <w:numPr>
+          <w:ilvl w:val="1"/>
+          <w:numId w:val="2"/>
+        </w:numPr>
+        <w:tabs>
+          <w:tab w:val="clear" w:pos="720"/>
+          <w:tab w:val="left" w:pos="0" w:leader="none"/>
+        </w:tabs>
+        <w:spacing w:before="0" w:after="0"/>
+        <w:ind w:hanging="283" w:start="1418"/>
+        <w:rPr/>
+      </w:pPr>
+      <w:r>
+        <w:rPr/>
+        <w:t xml:space="preserve">Tools → Board → Arduino Micro </w:t>
+      </w:r>
+    </w:p>
+    <w:p>
+      <w:pPr>
+        <w:pStyle w:val="BodyText"/>
+        <w:numPr>
+          <w:ilvl w:val="0"/>
+          <w:numId w:val="2"/>
+        </w:numPr>
+        <w:tabs>
+          <w:tab w:val="clear" w:pos="720"/>
+          <w:tab w:val="left" w:pos="0" w:leader="none"/>
+        </w:tabs>
+        <w:spacing w:before="0" w:after="0"/>
+        <w:ind w:hanging="283" w:start="709"/>
+        <w:rPr/>
+      </w:pPr>
+      <w:r>
+        <w:rPr>
+          <w:rStyle w:val="Strong"/>
+        </w:rPr>
+        <w:t>Open the example sketch</w:t>
+      </w:r>
+      <w:r>
+        <w:rPr/>
+        <w:t xml:space="preserve">: </w:t>
+      </w:r>
+    </w:p>
+    <w:p>
+      <w:pPr>
+        <w:pStyle w:val="BodyText"/>
+        <w:numPr>
+          <w:ilvl w:val="1"/>
+          <w:numId w:val="2"/>
+        </w:numPr>
+        <w:tabs>
+          <w:tab w:val="clear" w:pos="720"/>
+          <w:tab w:val="left" w:pos="0" w:leader="none"/>
+        </w:tabs>
+        <w:spacing w:before="0" w:after="0"/>
+        <w:ind w:hanging="283" w:start="1418"/>
+        <w:rPr/>
+      </w:pPr>
+      <w:r>
+        <w:rPr/>
+        <w:t xml:space="preserve">File → Examples → PedroRobot → Pedro </w:t>
+      </w:r>
+    </w:p>
+    <w:p>
+      <w:pPr>
+        <w:pStyle w:val="BodyText"/>
+        <w:numPr>
+          <w:ilvl w:val="0"/>
+          <w:numId w:val="2"/>
+        </w:numPr>
+        <w:tabs>
+          <w:tab w:val="clear" w:pos="720"/>
+          <w:tab w:val="left" w:pos="0" w:leader="none"/>
+        </w:tabs>
+        <w:ind w:hanging="283" w:start="709"/>
+        <w:rPr/>
+      </w:pPr>
+      <w:r>
+        <w:rPr>
+          <w:rStyle w:val="Strong"/>
+        </w:rPr>
+        <w:t>Compile and upload</w:t>
+      </w:r>
+      <w:r>
+        <w:rPr/>
+        <w:t xml:space="preserve"> the sketch to your Pedro board. </w:t>
+      </w:r>
+    </w:p>
+    <w:p>
+      <w:pPr>
+        <w:pStyle w:val="BodyText"/>
+        <w:tabs>
+          <w:tab w:val="clear" w:pos="720"/>
+          <w:tab w:val="left" w:pos="0" w:leader="none"/>
+        </w:tabs>
+        <w:ind w:hanging="0" w:start="709"/>
+        <w:rPr/>
+      </w:pPr>
+      <w:r>
+        <w:rPr/>
+        <w:t xml:space="preserve">✅ </w:t>
+      </w:r>
+      <w:r>
+        <w:rPr>
+          <w:rStyle w:val="Emphasis"/>
+        </w:rPr>
+        <w:t>If everything is correct, Pedro’s OLED screen will display “MANUAL MODE”.</w:t>
+      </w:r>
+    </w:p>
+    <w:p>
+      <w:pPr>
+        <w:pStyle w:val="BodyText"/>
+        <w:numPr>
+          <w:ilvl w:val="0"/>
+          <w:numId w:val="2"/>
+        </w:numPr>
+        <w:tabs>
+          <w:tab w:val="clear" w:pos="720"/>
+          <w:tab w:val="left" w:pos="0" w:leader="none"/>
+        </w:tabs>
+        <w:ind w:hanging="283" w:start="709"/>
+        <w:rPr/>
+      </w:pPr>
+      <w:r>
+        <w:rPr>
+          <w:i w:val="false"/>
+          <w:iCs w:val="false"/>
+          <w:u w:val="none"/>
+        </w:rPr>
+        <w:t xml:space="preserve">Press the button </w:t>
+      </w:r>
+      <w:r>
+        <w:rPr>
+          <w:rStyle w:val="Strong"/>
+          <w:i w:val="false"/>
+          <w:iCs w:val="false"/>
+          <w:u w:val="none"/>
+        </w:rPr>
+        <w:t>A0</w:t>
+      </w:r>
+      <w:r>
+        <w:rPr>
+          <w:i w:val="false"/>
+          <w:iCs w:val="false"/>
+          <w:u w:val="none"/>
+        </w:rPr>
+        <w:t xml:space="preserve"> and observe what happen.</w:t>
+        <w:br/>
+        <w:t>The LED corresponding to the selected servo light on. That button allows you to control each part of the robot. Here is the mapping between the LED ID and the servo ID</w:t>
+      </w:r>
+    </w:p>
+    <w:p>
+      <w:pPr>
+        <w:pStyle w:val="BodyText"/>
+        <w:numPr>
+          <w:ilvl w:val="1"/>
+          <w:numId w:val="2"/>
+        </w:numPr>
+        <w:tabs>
+          <w:tab w:val="clear" w:pos="720"/>
+          <w:tab w:val="left" w:pos="0" w:leader="none"/>
+        </w:tabs>
+        <w:spacing w:before="0" w:after="0"/>
+        <w:jc w:val="start"/>
+        <w:rPr/>
+      </w:pPr>
+      <w:r>
+        <w:rPr>
+          <w:rFonts w:ascii="Liberation Mono" w:hAnsi="Liberation Mono"/>
+          <w:i w:val="false"/>
+          <w:iCs w:val="false"/>
+          <w:u w:val="none"/>
+        </w:rPr>
+        <w:t>LED D13 → servo D5 (Base)</w:t>
+      </w:r>
+    </w:p>
+    <w:p>
+      <w:pPr>
+        <w:pStyle w:val="BodyText"/>
+        <w:numPr>
+          <w:ilvl w:val="1"/>
+          <w:numId w:val="2"/>
+        </w:numPr>
+        <w:tabs>
+          <w:tab w:val="clear" w:pos="720"/>
+          <w:tab w:val="left" w:pos="0" w:leader="none"/>
+        </w:tabs>
+        <w:spacing w:before="0" w:after="0"/>
+        <w:jc w:val="start"/>
+        <w:rPr/>
+      </w:pPr>
+      <w:r>
+        <w:rPr>
+          <w:rFonts w:ascii="Liberation Mono" w:hAnsi="Liberation Mono"/>
+          <w:i w:val="false"/>
+          <w:iCs w:val="false"/>
+          <w:u w:val="none"/>
+        </w:rPr>
+        <w:t>LED D11 → servo D6 (Shoulder)</w:t>
+      </w:r>
+    </w:p>
+    <w:p>
+      <w:pPr>
+        <w:pStyle w:val="BodyText"/>
+        <w:numPr>
+          <w:ilvl w:val="1"/>
+          <w:numId w:val="2"/>
+        </w:numPr>
+        <w:tabs>
+          <w:tab w:val="clear" w:pos="720"/>
+          <w:tab w:val="left" w:pos="0" w:leader="none"/>
+        </w:tabs>
+        <w:spacing w:before="0" w:after="0"/>
+        <w:jc w:val="start"/>
+        <w:rPr/>
+      </w:pPr>
+      <w:r>
+        <w:rPr>
+          <w:rFonts w:ascii="Liberation Mono" w:hAnsi="Liberation Mono"/>
+          <w:i w:val="false"/>
+          <w:iCs w:val="false"/>
+          <w:u w:val="none"/>
+        </w:rPr>
+        <w:t>LED D8  → servo D9 (Elbow)</w:t>
+      </w:r>
+    </w:p>
+    <w:p>
+      <w:pPr>
+        <w:pStyle w:val="BodyText"/>
+        <w:numPr>
+          <w:ilvl w:val="1"/>
+          <w:numId w:val="2"/>
+        </w:numPr>
+        <w:tabs>
+          <w:tab w:val="clear" w:pos="720"/>
+          <w:tab w:val="left" w:pos="0" w:leader="none"/>
+        </w:tabs>
+        <w:spacing w:before="0" w:after="0"/>
+        <w:jc w:val="start"/>
+        <w:rPr/>
+      </w:pPr>
+      <w:r>
+        <w:rPr>
+          <w:rFonts w:ascii="Liberation Mono" w:hAnsi="Liberation Mono"/>
+          <w:i w:val="false"/>
+          <w:iCs w:val="false"/>
+        </w:rPr>
+        <w:t>LED D7  → servo D10 (Gripper)</w:t>
+      </w:r>
+    </w:p>
+    <w:p>
+      <w:pPr>
+        <w:pStyle w:val="BodyText"/>
+        <w:rPr/>
+      </w:pPr>
+      <w:r>
+        <w:rPr/>
+        <w:drawing>
+          <wp:anchor behindDoc="0" distT="0" distB="0" distL="0" distR="0" simplePos="0" locked="0" layoutInCell="0" allowOverlap="1" relativeHeight="68">
+            <wp:simplePos x="0" y="0"/>
+            <wp:positionH relativeFrom="column">
+              <wp:posOffset>1645285</wp:posOffset>
+            </wp:positionH>
+            <wp:positionV relativeFrom="paragraph">
+              <wp:posOffset>130175</wp:posOffset>
+            </wp:positionV>
+            <wp:extent cx="3040380" cy="2604770"/>
+            <wp:effectExtent l="0" t="0" r="0" b="0"/>
+            <wp:wrapSquare wrapText="left"/>
+            <wp:docPr id="46" name="Image35 Copy 1" descr="" title=""/>
+            <wp:cNvGraphicFramePr>
+              <a:graphicFrameLocks xmlns:a="http://schemas.openxmlformats.org/drawingml/2006/main" noChangeAspect="1"/>
+            </wp:cNvGraphicFramePr>
+            <a:graphic xmlns:a="http://schemas.openxmlformats.org/drawingml/2006/main">
+              <a:graphicData uri="http://schemas.openxmlformats.org/drawingml/2006/picture">
+                <pic:pic xmlns:pic="http://schemas.openxmlformats.org/drawingml/2006/picture">
+                  <pic:nvPicPr>
+                    <pic:cNvPr id="46" name="Image35 Copy 1" descr="" title=""/>
+                    <pic:cNvPicPr>
+                      <a:picLocks noChangeAspect="1" noChangeArrowheads="1"/>
+                    </pic:cNvPicPr>
+                  </pic:nvPicPr>
+                  <pic:blipFill>
+                    <a:blip r:embed="rId14"/>
+                    <a:stretch>
+                      <a:fillRect/>
+                    </a:stretch>
+                  </pic:blipFill>
+                  <pic:spPr bwMode="auto">
+                    <a:xfrm>
+                      <a:off x="0" y="0"/>
+                      <a:ext cx="3040380" cy="2604770"/>
+                    </a:xfrm>
+                    <a:prstGeom prst="rect">
+                      <a:avLst/>
+                    </a:prstGeom>
+                  </pic:spPr>
+                </pic:pic>
+              </a:graphicData>
+            </a:graphic>
+          </wp:anchor>
+        </w:drawing>
+      </w:r>
+    </w:p>
+    <w:p>
+      <w:pPr>
+        <w:pStyle w:val="Normal"/>
+        <w:rPr/>
+      </w:pPr>
+      <w:r>
+        <w:rPr/>
+        <w:br/>
+        <w:br/>
+        <w:br/>
+        <w:br/>
+        <w:br/>
+        <w:br/>
+        <w:br/>
+        <w:br/>
+        <w:br/>
+      </w:r>
+    </w:p>
+    <w:p>
+      <w:pPr>
+        <w:pStyle w:val="Normal"/>
+        <w:rPr>
+          <w:color w:val="auto"/>
+          <w:kern w:val="2"/>
+          <w:lang w:val="fr-FR" w:eastAsia="zh-CN" w:bidi="hi-IN"/>
+        </w:rPr>
+      </w:pPr>
+      <w:r>
+        <w:rPr>
+          <w:color w:val="auto"/>
+          <w:kern w:val="2"/>
+          <w:lang w:val="fr-FR" w:eastAsia="zh-CN" w:bidi="hi-IN"/>
+        </w:rPr>
+      </w:r>
+    </w:p>
+    <w:p>
+      <w:pPr>
+        <w:pStyle w:val="Normal"/>
+        <w:rPr>
+          <w:color w:val="auto"/>
+          <w:kern w:val="2"/>
+          <w:lang w:val="fr-FR" w:eastAsia="zh-CN" w:bidi="hi-IN"/>
+        </w:rPr>
+      </w:pPr>
+      <w:r>
+        <w:rPr>
+          <w:color w:val="auto"/>
+          <w:kern w:val="2"/>
+          <w:lang w:val="fr-FR" w:eastAsia="zh-CN" w:bidi="hi-IN"/>
+        </w:rPr>
+      </w:r>
+    </w:p>
+    <w:p>
+      <w:pPr>
+        <w:pStyle w:val="BodyText"/>
+        <w:rPr/>
+      </w:pPr>
+      <w:r>
+        <w:rPr/>
+      </w:r>
+    </w:p>
+    <w:p>
+      <w:pPr>
+        <w:pStyle w:val="Heading2"/>
         <w:ind w:hanging="0" w:start="0"/>
         <w:rPr/>
       </w:pPr>
-      <w:bookmarkStart w:id="11" w:name="__RefHeading___Toc8021_2390671122"/>
-      <w:bookmarkEnd w:id="11"/>
+      <w:bookmarkStart w:id="12" w:name="__RefHeading___Toc8021_2390671122"/>
+      <w:bookmarkEnd w:id="12"/>
       <w:r>
         <w:rPr>
           <w:rStyle w:val="Strong"/>
@@ -6540,7 +7264,18 @@
           <w:iCs w:val="false"/>
           <w:u w:val="none"/>
         </w:rPr>
-        <w:t xml:space="preserve">4.  </w:t>
+        <w:t>5</w:t>
+      </w:r>
+      <w:r>
+        <w:rPr>
+          <w:rStyle w:val="Strong"/>
+          <w:b/>
+          <w:bCs/>
+          <w:i w:val="false"/>
+          <w:iCs w:val="false"/>
+          <w:u w:val="none"/>
+        </w:rPr>
+        <w:t xml:space="preserve">.  </w:t>
       </w:r>
       <w:r>
         <w:rPr>
@@ -6587,8 +7322,8 @@
         <w:pStyle w:val="BodyText"/>
         <w:rPr/>
       </w:pPr>
-      <w:bookmarkStart w:id="12" w:name="__RefHeading___Toc1435_667713321"/>
-      <w:bookmarkEnd w:id="12"/>
+      <w:bookmarkStart w:id="13" w:name="__RefHeading___Toc1435_667713321"/>
+      <w:bookmarkEnd w:id="13"/>
       <w:r>
         <w:rPr>
           <w:b w:val="false"/>
@@ -6692,8 +7427,8 @@
         <w:ind w:hanging="0" w:start="0"/>
         <w:rPr/>
       </w:pPr>
-      <w:bookmarkStart w:id="13" w:name="__RefHeading___Toc12401_2390671122"/>
-      <w:bookmarkEnd w:id="13"/>
+      <w:bookmarkStart w:id="14" w:name="__RefHeading___Toc12401_2390671122"/>
+      <w:bookmarkEnd w:id="14"/>
       <w:r>
         <w:rPr>
           <w:rFonts w:eastAsia="Noto Serif CJK SC" w:cs="Noto Sans Devanagari"/>
@@ -6850,7 +7585,7 @@
                   <wp:extent cx="3129280" cy="2426970"/>
                   <wp:effectExtent l="0" t="0" r="0" b="0"/>
                   <wp:wrapNone/>
-                  <wp:docPr id="45" name="Image3 Copy 1" descr="" title=""/>
+                  <wp:docPr id="47" name="Image3 Copy 1" descr="" title=""/>
                   <wp:cNvGraphicFramePr>
                     <a:graphicFrameLocks xmlns:a="http://schemas.openxmlformats.org/drawingml/2006/main" noChangeAspect="1"/>
                   </wp:cNvGraphicFramePr>
@@ -6858,13 +7593,13 @@
                     <a:graphicData uri="http://schemas.openxmlformats.org/drawingml/2006/picture">
                       <pic:pic xmlns:pic="http://schemas.openxmlformats.org/drawingml/2006/picture">
                         <pic:nvPicPr>
-                          <pic:cNvPr id="45" name="Image3 Copy 1" descr="" title=""/>
+                          <pic:cNvPr id="47" name="Image3 Copy 1" descr="" title=""/>
                           <pic:cNvPicPr>
                             <a:picLocks noChangeAspect="1" noChangeArrowheads="1"/>
                           </pic:cNvPicPr>
                         </pic:nvPicPr>
                         <pic:blipFill>
-                          <a:blip r:embed="rId13"/>
+                          <a:blip r:embed="rId15"/>
                           <a:srcRect l="-197" t="-254" r="-197" b="-254"/>
                           <a:stretch>
                             <a:fillRect/>
@@ -6896,7 +7631,7 @@
                   <wp:extent cx="2838450" cy="1826895"/>
                   <wp:effectExtent l="0" t="0" r="0" b="0"/>
                   <wp:wrapNone/>
-                  <wp:docPr id="46" name="Image2 Copy 1" descr="" title=""/>
+                  <wp:docPr id="48" name="Image2 Copy 1" descr="" title=""/>
                   <wp:cNvGraphicFramePr>
                     <a:graphicFrameLocks xmlns:a="http://schemas.openxmlformats.org/drawingml/2006/main" noChangeAspect="1"/>
                   </wp:cNvGraphicFramePr>
@@ -6904,13 +7639,13 @@
                     <a:graphicData uri="http://schemas.openxmlformats.org/drawingml/2006/picture">
                       <pic:pic xmlns:pic="http://schemas.openxmlformats.org/drawingml/2006/picture">
                         <pic:nvPicPr>
-                          <pic:cNvPr id="46" name="Image2 Copy 1" descr="" title=""/>
+                          <pic:cNvPr id="48" name="Image2 Copy 1" descr="" title=""/>
                           <pic:cNvPicPr>
                             <a:picLocks noChangeAspect="1" noChangeArrowheads="1"/>
                           </pic:cNvPicPr>
                         </pic:nvPicPr>
                         <pic:blipFill>
-                          <a:blip r:embed="rId14"/>
+                          <a:blip r:embed="rId16"/>
                           <a:srcRect l="-67" t="-104" r="-67" b="-104"/>
                           <a:stretch>
                             <a:fillRect/>
@@ -6942,7 +7677,7 @@
                   <wp:extent cx="2962275" cy="1962150"/>
                   <wp:effectExtent l="0" t="0" r="0" b="0"/>
                   <wp:wrapSquare wrapText="largest"/>
-                  <wp:docPr id="47" name="Image29" descr="" title=""/>
+                  <wp:docPr id="49" name="Image29" descr="" title=""/>
                   <wp:cNvGraphicFramePr>
                     <a:graphicFrameLocks xmlns:a="http://schemas.openxmlformats.org/drawingml/2006/main" noChangeAspect="1"/>
                   </wp:cNvGraphicFramePr>
@@ -6950,13 +7685,13 @@
                     <a:graphicData uri="http://schemas.openxmlformats.org/drawingml/2006/picture">
                       <pic:pic xmlns:pic="http://schemas.openxmlformats.org/drawingml/2006/picture">
                         <pic:nvPicPr>
-                          <pic:cNvPr id="47" name="Image29" descr="" title=""/>
+                          <pic:cNvPr id="49" name="Image29" descr="" title=""/>
                           <pic:cNvPicPr>
                             <a:picLocks noChangeAspect="1" noChangeArrowheads="1"/>
                           </pic:cNvPicPr>
                         </pic:nvPicPr>
                         <pic:blipFill>
-                          <a:blip r:embed="rId15"/>
+                          <a:blip r:embed="rId17"/>
                           <a:stretch>
                             <a:fillRect/>
                           </a:stretch>
@@ -7224,7 +7959,7 @@
                   <wp:extent cx="2573655" cy="1718310"/>
                   <wp:effectExtent l="0" t="0" r="0" b="0"/>
                   <wp:wrapNone/>
-                  <wp:docPr id="48" name="Image4 Copy 1" descr="" title=""/>
+                  <wp:docPr id="50" name="Image4 Copy 1" descr="" title=""/>
                   <wp:cNvGraphicFramePr>
                     <a:graphicFrameLocks xmlns:a="http://schemas.openxmlformats.org/drawingml/2006/main" noChangeAspect="1"/>
                   </wp:cNvGraphicFramePr>
@@ -7232,13 +7967,13 @@
                     <a:graphicData uri="http://schemas.openxmlformats.org/drawingml/2006/picture">
                       <pic:pic xmlns:pic="http://schemas.openxmlformats.org/drawingml/2006/picture">
                         <pic:nvPicPr>
-                          <pic:cNvPr id="48" name="Image4 Copy 1" descr="" title=""/>
+                          <pic:cNvPr id="50" name="Image4 Copy 1" descr="" title=""/>
                           <pic:cNvPicPr>
                             <a:picLocks noChangeAspect="1" noChangeArrowheads="1"/>
                           </pic:cNvPicPr>
                         </pic:nvPicPr>
                         <pic:blipFill>
-                          <a:blip r:embed="rId16"/>
+                          <a:blip r:embed="rId18"/>
                           <a:srcRect l="4934" t="-111" r="4934" b="-111"/>
                           <a:stretch>
                             <a:fillRect/>
@@ -7294,7 +8029,7 @@
                   <wp:extent cx="2078990" cy="1804035"/>
                   <wp:effectExtent l="0" t="0" r="0" b="0"/>
                   <wp:wrapNone/>
-                  <wp:docPr id="49" name="Image5 Copy 1" descr="" title=""/>
+                  <wp:docPr id="51" name="Image5 Copy 1" descr="" title=""/>
                   <wp:cNvGraphicFramePr>
                     <a:graphicFrameLocks xmlns:a="http://schemas.openxmlformats.org/drawingml/2006/main" noChangeAspect="1"/>
                   </wp:cNvGraphicFramePr>
@@ -7302,13 +8037,13 @@
                     <a:graphicData uri="http://schemas.openxmlformats.org/drawingml/2006/picture">
                       <pic:pic xmlns:pic="http://schemas.openxmlformats.org/drawingml/2006/picture">
                         <pic:nvPicPr>
-                          <pic:cNvPr id="49" name="Image5 Copy 1" descr="" title=""/>
+                          <pic:cNvPr id="51" name="Image5 Copy 1" descr="" title=""/>
                           <pic:cNvPicPr>
                             <a:picLocks noChangeAspect="1" noChangeArrowheads="1"/>
                           </pic:cNvPicPr>
                         </pic:nvPicPr>
                         <pic:blipFill>
-                          <a:blip r:embed="rId17"/>
+                          <a:blip r:embed="rId19"/>
                           <a:srcRect l="9983" t="4993" r="9983" b="4993"/>
                           <a:stretch>
                             <a:fillRect/>
@@ -7363,7 +8098,7 @@
                   <wp:extent cx="2550795" cy="1601470"/>
                   <wp:effectExtent l="0" t="0" r="0" b="0"/>
                   <wp:wrapNone/>
-                  <wp:docPr id="50" name="Image6 Copy 1" descr="" title=""/>
+                  <wp:docPr id="52" name="Image6 Copy 1" descr="" title=""/>
                   <wp:cNvGraphicFramePr>
                     <a:graphicFrameLocks xmlns:a="http://schemas.openxmlformats.org/drawingml/2006/main" noChangeAspect="1"/>
                   </wp:cNvGraphicFramePr>
@@ -7371,13 +8106,13 @@
                     <a:graphicData uri="http://schemas.openxmlformats.org/drawingml/2006/picture">
                       <pic:pic xmlns:pic="http://schemas.openxmlformats.org/drawingml/2006/picture">
                         <pic:nvPicPr>
-                          <pic:cNvPr id="50" name="Image6 Copy 1" descr="" title=""/>
+                          <pic:cNvPr id="52" name="Image6 Copy 1" descr="" title=""/>
                           <pic:cNvPicPr>
                             <a:picLocks noChangeAspect="1" noChangeArrowheads="1"/>
                           </pic:cNvPicPr>
                         </pic:nvPicPr>
                         <pic:blipFill>
-                          <a:blip r:embed="rId18"/>
+                          <a:blip r:embed="rId20"/>
                           <a:srcRect l="-82" t="-135" r="-82" b="-135"/>
                           <a:stretch>
                             <a:fillRect/>
@@ -7428,7 +8163,7 @@
                   <wp:extent cx="2017395" cy="1520190"/>
                   <wp:effectExtent l="0" t="0" r="0" b="0"/>
                   <wp:wrapNone/>
-                  <wp:docPr id="51" name="Image8 Copy 1 Copy 1" descr="" title=""/>
+                  <wp:docPr id="53" name="Image8 Copy 1 Copy 1" descr="" title=""/>
                   <wp:cNvGraphicFramePr>
                     <a:graphicFrameLocks xmlns:a="http://schemas.openxmlformats.org/drawingml/2006/main" noChangeAspect="1"/>
                   </wp:cNvGraphicFramePr>
@@ -7436,13 +8171,13 @@
                     <a:graphicData uri="http://schemas.openxmlformats.org/drawingml/2006/picture">
                       <pic:pic xmlns:pic="http://schemas.openxmlformats.org/drawingml/2006/picture">
                         <pic:nvPicPr>
-                          <pic:cNvPr id="51" name="Image8 Copy 1 Copy 1" descr="" title=""/>
+                          <pic:cNvPr id="53" name="Image8 Copy 1 Copy 1" descr="" title=""/>
                           <pic:cNvPicPr>
                             <a:picLocks noChangeAspect="1" noChangeArrowheads="1"/>
                           </pic:cNvPicPr>
                         </pic:nvPicPr>
                         <pic:blipFill>
-                          <a:blip r:embed="rId19"/>
+                          <a:blip r:embed="rId21"/>
                           <a:stretch>
                             <a:fillRect/>
                           </a:stretch>
@@ -7505,8 +8240,8 @@
         <w:jc w:val="start"/>
         <w:rPr/>
       </w:pPr>
-      <w:bookmarkStart w:id="14" w:name="__RefHeading___Toc12403_2390671122"/>
-      <w:bookmarkEnd w:id="14"/>
+      <w:bookmarkStart w:id="15" w:name="__RefHeading___Toc12403_2390671122"/>
+      <w:bookmarkEnd w:id="15"/>
       <w:r>
         <w:rPr>
           <w:color w:val="000000"/>
@@ -7522,8 +8257,8 @@
         <w:pStyle w:val="BodyText"/>
         <w:rPr/>
       </w:pPr>
-      <w:bookmarkStart w:id="15" w:name="__RefHeading___Toc1441_667713321"/>
-      <w:bookmarkEnd w:id="15"/>
+      <w:bookmarkStart w:id="16" w:name="__RefHeading___Toc1441_667713321"/>
+      <w:bookmarkEnd w:id="16"/>
       <w:r>
         <w:rPr/>
         <w:t>Assemble the gripper with the fourth servo. Ensure it opens and closes smoothly.</w:t>
@@ -7578,7 +8313,7 @@
             <wp:extent cx="1690370" cy="1101725"/>
             <wp:effectExtent l="0" t="0" r="0" b="0"/>
             <wp:wrapNone/>
-            <wp:docPr id="52" name="Image9" descr="" title=""/>
+            <wp:docPr id="54" name="Image9" descr="" title=""/>
             <wp:cNvGraphicFramePr>
               <a:graphicFrameLocks xmlns:a="http://schemas.openxmlformats.org/drawingml/2006/main" noChangeAspect="1"/>
             </wp:cNvGraphicFramePr>
@@ -7586,13 +8321,13 @@
               <a:graphicData uri="http://schemas.openxmlformats.org/drawingml/2006/picture">
                 <pic:pic xmlns:pic="http://schemas.openxmlformats.org/drawingml/2006/picture">
                   <pic:nvPicPr>
-                    <pic:cNvPr id="52" name="Image9" descr="" title=""/>
+                    <pic:cNvPr id="54" name="Image9" descr="" title=""/>
                     <pic:cNvPicPr>
                       <a:picLocks noChangeAspect="1" noChangeArrowheads="1"/>
                     </pic:cNvPicPr>
                   </pic:nvPicPr>
                   <pic:blipFill>
-                    <a:blip r:embed="rId20"/>
+                    <a:blip r:embed="rId22"/>
                     <a:srcRect l="-140" t="-214" r="-140" b="-214"/>
                     <a:stretch>
                       <a:fillRect/>
@@ -7663,7 +8398,7 @@
                   <wp:extent cx="2254885" cy="1648460"/>
                   <wp:effectExtent l="0" t="0" r="0" b="0"/>
                   <wp:wrapSquare wrapText="largest"/>
-                  <wp:docPr id="53" name="Image30" descr="" title=""/>
+                  <wp:docPr id="55" name="Image30" descr="" title=""/>
                   <wp:cNvGraphicFramePr>
                     <a:graphicFrameLocks xmlns:a="http://schemas.openxmlformats.org/drawingml/2006/main" noChangeAspect="1"/>
                   </wp:cNvGraphicFramePr>
@@ -7671,13 +8406,13 @@
                     <a:graphicData uri="http://schemas.openxmlformats.org/drawingml/2006/picture">
                       <pic:pic xmlns:pic="http://schemas.openxmlformats.org/drawingml/2006/picture">
                         <pic:nvPicPr>
-                          <pic:cNvPr id="53" name="Image30" descr="" title=""/>
+                          <pic:cNvPr id="55" name="Image30" descr="" title=""/>
                           <pic:cNvPicPr>
                             <a:picLocks noChangeAspect="1" noChangeArrowheads="1"/>
                           </pic:cNvPicPr>
                         </pic:nvPicPr>
                         <pic:blipFill>
-                          <a:blip r:embed="rId21"/>
+                          <a:blip r:embed="rId23"/>
                           <a:stretch>
                             <a:fillRect/>
                           </a:stretch>
@@ -7751,7 +8486,7 @@
                   <wp:extent cx="1671955" cy="1155700"/>
                   <wp:effectExtent l="0" t="0" r="0" b="0"/>
                   <wp:wrapNone/>
-                  <wp:docPr id="54" name="Image10" descr="" title=""/>
+                  <wp:docPr id="56" name="Image10" descr="" title=""/>
                   <wp:cNvGraphicFramePr>
                     <a:graphicFrameLocks xmlns:a="http://schemas.openxmlformats.org/drawingml/2006/main" noChangeAspect="1"/>
                   </wp:cNvGraphicFramePr>
@@ -7759,13 +8494,13 @@
                     <a:graphicData uri="http://schemas.openxmlformats.org/drawingml/2006/picture">
                       <pic:pic xmlns:pic="http://schemas.openxmlformats.org/drawingml/2006/picture">
                         <pic:nvPicPr>
-                          <pic:cNvPr id="54" name="Image10" descr="" title=""/>
+                          <pic:cNvPr id="56" name="Image10" descr="" title=""/>
                           <pic:cNvPicPr>
                             <a:picLocks noChangeAspect="1" noChangeArrowheads="1"/>
                           </pic:cNvPicPr>
                         </pic:nvPicPr>
                         <pic:blipFill>
-                          <a:blip r:embed="rId22"/>
+                          <a:blip r:embed="rId24"/>
                           <a:srcRect l="-125" t="-181" r="-125" b="-181"/>
                           <a:stretch>
                             <a:fillRect/>
@@ -7816,7 +8551,7 @@
                   <wp:extent cx="1213485" cy="1506220"/>
                   <wp:effectExtent l="0" t="0" r="0" b="0"/>
                   <wp:wrapSquare wrapText="largest"/>
-                  <wp:docPr id="55" name="Image11" descr="" title=""/>
+                  <wp:docPr id="57" name="Image11" descr="" title=""/>
                   <wp:cNvGraphicFramePr>
                     <a:graphicFrameLocks xmlns:a="http://schemas.openxmlformats.org/drawingml/2006/main" noChangeAspect="1"/>
                   </wp:cNvGraphicFramePr>
@@ -7824,13 +8559,13 @@
                     <a:graphicData uri="http://schemas.openxmlformats.org/drawingml/2006/picture">
                       <pic:pic xmlns:pic="http://schemas.openxmlformats.org/drawingml/2006/picture">
                         <pic:nvPicPr>
-                          <pic:cNvPr id="55" name="Image11" descr="" title=""/>
+                          <pic:cNvPr id="57" name="Image11" descr="" title=""/>
                           <pic:cNvPicPr>
                             <a:picLocks noChangeAspect="1" noChangeArrowheads="1"/>
                           </pic:cNvPicPr>
                         </pic:nvPicPr>
                         <pic:blipFill>
-                          <a:blip r:embed="rId23"/>
+                          <a:blip r:embed="rId25"/>
                           <a:srcRect l="-153" t="-123" r="-153" b="-123"/>
                           <a:stretch>
                             <a:fillRect/>
@@ -7886,7 +8621,7 @@
                   <wp:extent cx="2739390" cy="1137285"/>
                   <wp:effectExtent l="0" t="0" r="0" b="0"/>
                   <wp:wrapNone/>
-                  <wp:docPr id="56" name="Image12" descr="" title=""/>
+                  <wp:docPr id="58" name="Image12" descr="" title=""/>
                   <wp:cNvGraphicFramePr>
                     <a:graphicFrameLocks xmlns:a="http://schemas.openxmlformats.org/drawingml/2006/main" noChangeAspect="1"/>
                   </wp:cNvGraphicFramePr>
@@ -7894,13 +8629,13 @@
                     <a:graphicData uri="http://schemas.openxmlformats.org/drawingml/2006/picture">
                       <pic:pic xmlns:pic="http://schemas.openxmlformats.org/drawingml/2006/picture">
                         <pic:nvPicPr>
-                          <pic:cNvPr id="56" name="Image12" descr="" title=""/>
+                          <pic:cNvPr id="58" name="Image12" descr="" title=""/>
                           <pic:cNvPicPr>
                             <a:picLocks noChangeAspect="1" noChangeArrowheads="1"/>
                           </pic:cNvPicPr>
                         </pic:nvPicPr>
                         <pic:blipFill>
-                          <a:blip r:embed="rId24"/>
+                          <a:blip r:embed="rId26"/>
                           <a:srcRect l="-81" t="-195" r="-81" b="-195"/>
                           <a:stretch>
                             <a:fillRect/>
@@ -7970,7 +8705,7 @@
                   <wp:extent cx="3011805" cy="1254125"/>
                   <wp:effectExtent l="0" t="0" r="0" b="0"/>
                   <wp:wrapNone/>
-                  <wp:docPr id="57" name="Image14" descr="" title=""/>
+                  <wp:docPr id="59" name="Image14" descr="" title=""/>
                   <wp:cNvGraphicFramePr>
                     <a:graphicFrameLocks xmlns:a="http://schemas.openxmlformats.org/drawingml/2006/main" noChangeAspect="1"/>
                   </wp:cNvGraphicFramePr>
@@ -7978,13 +8713,13 @@
                     <a:graphicData uri="http://schemas.openxmlformats.org/drawingml/2006/picture">
                       <pic:pic xmlns:pic="http://schemas.openxmlformats.org/drawingml/2006/picture">
                         <pic:nvPicPr>
-                          <pic:cNvPr id="57" name="Image14" descr="" title=""/>
+                          <pic:cNvPr id="59" name="Image14" descr="" title=""/>
                           <pic:cNvPicPr>
                             <a:picLocks noChangeAspect="1" noChangeArrowheads="1"/>
                           </pic:cNvPicPr>
                         </pic:nvPicPr>
                         <pic:blipFill>
-                          <a:blip r:embed="rId25"/>
+                          <a:blip r:embed="rId27"/>
                           <a:srcRect l="-67" t="-160" r="-67" b="-160"/>
                           <a:stretch>
                             <a:fillRect/>
@@ -8112,7 +8847,7 @@
                   <wp:extent cx="2475230" cy="1137920"/>
                   <wp:effectExtent l="0" t="0" r="0" b="0"/>
                   <wp:wrapNone/>
-                  <wp:docPr id="58" name="Image13" descr="" title=""/>
+                  <wp:docPr id="60" name="Image13" descr="" title=""/>
                   <wp:cNvGraphicFramePr>
                     <a:graphicFrameLocks xmlns:a="http://schemas.openxmlformats.org/drawingml/2006/main" noChangeAspect="1"/>
                   </wp:cNvGraphicFramePr>
@@ -8120,13 +8855,13 @@
                     <a:graphicData uri="http://schemas.openxmlformats.org/drawingml/2006/picture">
                       <pic:pic xmlns:pic="http://schemas.openxmlformats.org/drawingml/2006/picture">
                         <pic:nvPicPr>
-                          <pic:cNvPr id="58" name="Image13" descr="" title=""/>
+                          <pic:cNvPr id="60" name="Image13" descr="" title=""/>
                           <pic:cNvPicPr>
                             <a:picLocks noChangeAspect="1" noChangeArrowheads="1"/>
                           </pic:cNvPicPr>
                         </pic:nvPicPr>
                         <pic:blipFill>
-                          <a:blip r:embed="rId26"/>
+                          <a:blip r:embed="rId28"/>
                           <a:srcRect l="-77" t="-167" r="-77" b="-167"/>
                           <a:stretch>
                             <a:fillRect/>
@@ -8178,7 +8913,7 @@
                   <wp:extent cx="2914015" cy="1442085"/>
                   <wp:effectExtent l="0" t="0" r="0" b="0"/>
                   <wp:wrapNone/>
-                  <wp:docPr id="59" name="Image15 Copy 1" descr="" title=""/>
+                  <wp:docPr id="61" name="Image15 Copy 1" descr="" title=""/>
                   <wp:cNvGraphicFramePr>
                     <a:graphicFrameLocks xmlns:a="http://schemas.openxmlformats.org/drawingml/2006/main" noChangeAspect="1"/>
                   </wp:cNvGraphicFramePr>
@@ -8186,13 +8921,13 @@
                     <a:graphicData uri="http://schemas.openxmlformats.org/drawingml/2006/picture">
                       <pic:pic xmlns:pic="http://schemas.openxmlformats.org/drawingml/2006/picture">
                         <pic:nvPicPr>
-                          <pic:cNvPr id="59" name="Image15 Copy 1" descr="" title=""/>
+                          <pic:cNvPr id="61" name="Image15 Copy 1" descr="" title=""/>
                           <pic:cNvPicPr>
                             <a:picLocks noChangeAspect="1" noChangeArrowheads="1"/>
                           </pic:cNvPicPr>
                         </pic:nvPicPr>
                         <pic:blipFill>
-                          <a:blip r:embed="rId27"/>
+                          <a:blip r:embed="rId29"/>
                           <a:srcRect l="-106" t="-214" r="-106" b="-214"/>
                           <a:stretch>
                             <a:fillRect/>
@@ -8244,8 +8979,8 @@
           <w:szCs w:val="28"/>
         </w:rPr>
       </w:pPr>
-      <w:bookmarkStart w:id="16" w:name="__RefHeading___Toc1474_667713321"/>
-      <w:bookmarkEnd w:id="16"/>
+      <w:bookmarkStart w:id="17" w:name="__RefHeading___Toc1474_667713321"/>
+      <w:bookmarkEnd w:id="17"/>
       <w:r>
         <w:rPr>
           <w:b/>
@@ -8265,8 +9000,8 @@
         <w:pStyle w:val="BodyText"/>
         <w:rPr/>
       </w:pPr>
-      <w:bookmarkStart w:id="17" w:name="__RefHeading___Toc1443_667713321"/>
-      <w:bookmarkEnd w:id="17"/>
+      <w:bookmarkStart w:id="18" w:name="__RefHeading___Toc1443_667713321"/>
+      <w:bookmarkEnd w:id="18"/>
       <w:r>
         <w:rPr/>
         <w:t>Connect the shoulder and elbow servos. Check each movement before final assembly.</w:t>
@@ -8360,7 +9095,7 @@
                   <wp:extent cx="2037080" cy="2177415"/>
                   <wp:effectExtent l="0" t="0" r="0" b="0"/>
                   <wp:wrapNone/>
-                  <wp:docPr id="60" name="Image16 Copy 1 Copy 1" descr="" title=""/>
+                  <wp:docPr id="62" name="Image16 Copy 1 Copy 1" descr="" title=""/>
                   <wp:cNvGraphicFramePr>
                     <a:graphicFrameLocks xmlns:a="http://schemas.openxmlformats.org/drawingml/2006/main" noChangeAspect="1"/>
                   </wp:cNvGraphicFramePr>
@@ -8368,13 +9103,13 @@
                     <a:graphicData uri="http://schemas.openxmlformats.org/drawingml/2006/picture">
                       <pic:pic xmlns:pic="http://schemas.openxmlformats.org/drawingml/2006/picture">
                         <pic:nvPicPr>
-                          <pic:cNvPr id="60" name="Image16 Copy 1 Copy 1" descr="" title=""/>
+                          <pic:cNvPr id="62" name="Image16 Copy 1 Copy 1" descr="" title=""/>
                           <pic:cNvPicPr>
                             <a:picLocks noChangeAspect="1" noChangeArrowheads="1"/>
                           </pic:cNvPicPr>
                         </pic:nvPicPr>
                         <pic:blipFill>
-                          <a:blip r:embed="rId28"/>
+                          <a:blip r:embed="rId30"/>
                           <a:srcRect l="-244" t="-228" r="-244" b="-228"/>
                           <a:stretch>
                             <a:fillRect/>
@@ -8426,7 +9161,7 @@
                   <wp:extent cx="2138680" cy="2327275"/>
                   <wp:effectExtent l="0" t="0" r="0" b="0"/>
                   <wp:wrapNone/>
-                  <wp:docPr id="61" name="Image20 Copy 1" descr="" title=""/>
+                  <wp:docPr id="63" name="Image20 Copy 1" descr="" title=""/>
                   <wp:cNvGraphicFramePr>
                     <a:graphicFrameLocks xmlns:a="http://schemas.openxmlformats.org/drawingml/2006/main" noChangeAspect="1"/>
                   </wp:cNvGraphicFramePr>
@@ -8434,13 +9169,13 @@
                     <a:graphicData uri="http://schemas.openxmlformats.org/drawingml/2006/picture">
                       <pic:pic xmlns:pic="http://schemas.openxmlformats.org/drawingml/2006/picture">
                         <pic:nvPicPr>
-                          <pic:cNvPr id="61" name="Image20 Copy 1" descr="" title=""/>
+                          <pic:cNvPr id="63" name="Image20 Copy 1" descr="" title=""/>
                           <pic:cNvPicPr>
                             <a:picLocks noChangeAspect="1" noChangeArrowheads="1"/>
                           </pic:cNvPicPr>
                         </pic:nvPicPr>
                         <pic:blipFill>
-                          <a:blip r:embed="rId29"/>
+                          <a:blip r:embed="rId31"/>
                           <a:stretch>
                             <a:fillRect/>
                           </a:stretch>
@@ -8494,7 +9229,7 @@
                   <wp:extent cx="2340610" cy="2415540"/>
                   <wp:effectExtent l="0" t="0" r="0" b="0"/>
                   <wp:wrapNone/>
-                  <wp:docPr id="62" name="Image17 Copy 1" descr="" title=""/>
+                  <wp:docPr id="64" name="Image17 Copy 1" descr="" title=""/>
                   <wp:cNvGraphicFramePr>
                     <a:graphicFrameLocks xmlns:a="http://schemas.openxmlformats.org/drawingml/2006/main" noChangeAspect="1"/>
                   </wp:cNvGraphicFramePr>
@@ -8502,13 +9237,13 @@
                     <a:graphicData uri="http://schemas.openxmlformats.org/drawingml/2006/picture">
                       <pic:pic xmlns:pic="http://schemas.openxmlformats.org/drawingml/2006/picture">
                         <pic:nvPicPr>
-                          <pic:cNvPr id="62" name="Image17 Copy 1" descr="" title=""/>
+                          <pic:cNvPr id="64" name="Image17 Copy 1" descr="" title=""/>
                           <pic:cNvPicPr>
                             <a:picLocks noChangeAspect="1" noChangeArrowheads="1"/>
                           </pic:cNvPicPr>
                         </pic:nvPicPr>
                         <pic:blipFill>
-                          <a:blip r:embed="rId30"/>
+                          <a:blip r:embed="rId32"/>
                           <a:srcRect l="-118" t="-114" r="-118" b="-114"/>
                           <a:stretch>
                             <a:fillRect/>
@@ -8559,7 +9294,7 @@
                   <wp:extent cx="3021330" cy="2503805"/>
                   <wp:effectExtent l="0" t="0" r="0" b="0"/>
                   <wp:wrapNone/>
-                  <wp:docPr id="63" name="Image19" descr="" title=""/>
+                  <wp:docPr id="65" name="Image19" descr="" title=""/>
                   <wp:cNvGraphicFramePr>
                     <a:graphicFrameLocks xmlns:a="http://schemas.openxmlformats.org/drawingml/2006/main" noChangeAspect="1"/>
                   </wp:cNvGraphicFramePr>
@@ -8567,13 +9302,13 @@
                     <a:graphicData uri="http://schemas.openxmlformats.org/drawingml/2006/picture">
                       <pic:pic xmlns:pic="http://schemas.openxmlformats.org/drawingml/2006/picture">
                         <pic:nvPicPr>
-                          <pic:cNvPr id="63" name="Image19" descr="" title=""/>
+                          <pic:cNvPr id="65" name="Image19" descr="" title=""/>
                           <pic:cNvPicPr>
                             <a:picLocks noChangeAspect="1" noChangeArrowheads="1"/>
                           </pic:cNvPicPr>
                         </pic:nvPicPr>
                         <pic:blipFill>
-                          <a:blip r:embed="rId31"/>
+                          <a:blip r:embed="rId33"/>
                           <a:stretch>
                             <a:fillRect/>
                           </a:stretch>
@@ -8637,8 +9372,8 @@
         <w:jc w:val="start"/>
         <w:rPr/>
       </w:pPr>
-      <w:bookmarkStart w:id="18" w:name="__RefHeading___Toc12405_2390671122"/>
-      <w:bookmarkEnd w:id="18"/>
+      <w:bookmarkStart w:id="19" w:name="__RefHeading___Toc12405_2390671122"/>
+      <w:bookmarkEnd w:id="19"/>
       <w:r>
         <w:rPr>
           <w:rStyle w:val="Strong"/>
@@ -8651,7 +9386,21 @@
           <w:u w:val="none"/>
           <w:lang w:val="fr-FR" w:eastAsia="zh-CN" w:bidi="hi-IN"/>
         </w:rPr>
-        <w:t>5. Reflection Discussion</w:t>
+        <w:t>6</w:t>
+      </w:r>
+      <w:r>
+        <w:rPr>
+          <w:rStyle w:val="Strong"/>
+          <w:b/>
+          <w:bCs/>
+          <w:i w:val="false"/>
+          <w:iCs w:val="false"/>
+          <w:color w:val="auto"/>
+          <w:kern w:val="2"/>
+          <w:u w:val="none"/>
+          <w:lang w:val="fr-FR" w:eastAsia="zh-CN" w:bidi="hi-IN"/>
+        </w:rPr>
+        <w:t>. Reflection Discussion</w:t>
       </w:r>
     </w:p>
     <w:p>
@@ -8908,8 +9657,8 @@
         <w:jc w:val="start"/>
         <w:rPr/>
       </w:pPr>
-      <w:bookmarkStart w:id="19" w:name="__RefHeading___Toc8021_2390671122_Copy_1"/>
-      <w:bookmarkEnd w:id="19"/>
+      <w:bookmarkStart w:id="20" w:name="__RefHeading___Toc8021_2390671122_Copy_1"/>
+      <w:bookmarkEnd w:id="20"/>
       <w:r>
         <w:rPr>
           <w:rStyle w:val="Strong"/>
@@ -9464,8 +10213,8 @@
         <w:pStyle w:val="BodyText"/>
         <w:rPr/>
       </w:pPr>
-      <w:bookmarkStart w:id="20" w:name="__RefHeading___Toc7854_2390671122_Copy_1"/>
-      <w:bookmarkEnd w:id="20"/>
+      <w:bookmarkStart w:id="21" w:name="__RefHeading___Toc7854_2390671122_Copy_1"/>
+      <w:bookmarkEnd w:id="21"/>
       <w:r>
         <w:rPr>
           <w:rStyle w:val="Strong"/>
@@ -9577,9 +10326,9 @@
       </w:r>
     </w:p>
     <w:sectPr>
-      <w:footerReference w:type="even" r:id="rId32"/>
-      <w:footerReference w:type="default" r:id="rId33"/>
-      <w:footerReference w:type="first" r:id="rId34"/>
+      <w:footerReference w:type="even" r:id="rId34"/>
+      <w:footerReference w:type="default" r:id="rId35"/>
+      <w:footerReference w:type="first" r:id="rId36"/>
       <w:type w:val="nextPage"/>
       <w:pgSz w:w="11906" w:h="16838"/>
       <w:pgMar w:left="954" w:right="1031" w:gutter="0" w:header="0" w:top="1134" w:footer="287" w:bottom="1019"/>
@@ -9614,8 +10363,8 @@
       <w:jc w:val="center"/>
       <w:rPr/>
     </w:pPr>
-    <w:bookmarkStart w:id="21" w:name="PageNumWizard_FOOTER_Default_Page_Style1"/>
-    <w:bookmarkEnd w:id="21"/>
+    <w:bookmarkStart w:id="22" w:name="PageNumWizard_FOOTER_Default_Page_Style1"/>
+    <w:bookmarkEnd w:id="22"/>
     <w:r>
       <w:rPr>
         <w:sz w:val="20"/>
@@ -9642,7 +10391,7 @@
         <w:sz w:val="20"/>
         <w:szCs w:val="20"/>
       </w:rPr>
-      <w:t>12</w:t>
+      <w:t>6</w:t>
     </w:r>
     <w:r>
       <w:rPr>
@@ -9691,7 +10440,7 @@
         <w:sz w:val="20"/>
         <w:szCs w:val="20"/>
       </w:rPr>
-      <w:t>12</w:t>
+      <w:t>13</w:t>
     </w:r>
     <w:r>
       <w:rPr>
@@ -9736,8 +10485,8 @@
       <w:jc w:val="center"/>
       <w:rPr/>
     </w:pPr>
-    <w:bookmarkStart w:id="22" w:name="PageNumWizard_FOOTER_Default_Page_Style1"/>
-    <w:bookmarkEnd w:id="22"/>
+    <w:bookmarkStart w:id="23" w:name="PageNumWizard_FOOTER_Default_Page_Style1"/>
+    <w:bookmarkEnd w:id="23"/>
     <w:r>
       <w:rPr>
         <w:sz w:val="20"/>
@@ -9764,7 +10513,7 @@
         <w:sz w:val="20"/>
         <w:szCs w:val="20"/>
       </w:rPr>
-      <w:t>12</w:t>
+      <w:t>6</w:t>
     </w:r>
     <w:r>
       <w:rPr>
@@ -9813,7 +10562,7 @@
         <w:sz w:val="20"/>
         <w:szCs w:val="20"/>
       </w:rPr>
-      <w:t>12</w:t>
+      <w:t>13</w:t>
     </w:r>
     <w:r>
       <w:rPr>
@@ -10856,6 +11605,13 @@
     <w:name w:val="Index Link"/>
     <w:qFormat/>
     <w:rPr/>
+  </w:style>
+  <w:style w:type="character" w:styleId="FollowedHyperlink">
+    <w:name w:val="FollowedHyperlink"/>
+    <w:rPr>
+      <w:color w:val="800000"/>
+      <w:u w:val="single"/>
+    </w:rPr>
   </w:style>
   <w:style w:type="paragraph" w:styleId="Heading">
     <w:name w:val="Heading"/>

--- a/stem_lessons/Pedro_Lesson_3.docx
+++ b/stem_lessons/Pedro_Lesson_3.docx
@@ -540,30 +540,7 @@
           <w:szCs w:val="36"/>
           <w:lang w:val="fr-FR" w:eastAsia="zh-CN" w:bidi="hi-IN"/>
         </w:rPr>
-        <w:t>v1.0.</w:t>
-      </w:r>
-      <w:r>
-        <w:rPr>
-          <w:rStyle w:val="Strong"/>
-          <w:rFonts w:eastAsia="Noto Serif CJK SC" w:cs="Noto Sans Devanagari"/>
-          <w:color w:val="auto"/>
-          <w:kern w:val="2"/>
-          <w:sz w:val="36"/>
-          <w:szCs w:val="36"/>
-          <w:lang w:val="fr-FR" w:eastAsia="zh-CN" w:bidi="hi-IN"/>
-        </w:rPr>
-        <w:t>0</w:t>
-      </w:r>
-      <w:r>
-        <w:rPr>
-          <w:rStyle w:val="Strong"/>
-          <w:rFonts w:eastAsia="Noto Serif CJK SC" w:cs="Noto Sans Devanagari"/>
-          <w:color w:val="auto"/>
-          <w:kern w:val="2"/>
-          <w:sz w:val="36"/>
-          <w:szCs w:val="36"/>
-          <w:lang w:val="fr-FR" w:eastAsia="zh-CN" w:bidi="hi-IN"/>
-        </w:rPr>
+        <w:t>v1.0.0</w:t>
         <w:br/>
       </w:r>
     </w:p>
@@ -574,59 +551,19 @@
         <w:spacing w:before="200" w:after="120"/>
         <w:ind w:hanging="0" w:start="0"/>
         <w:jc w:val="center"/>
-        <w:rPr/>
-      </w:pPr>
-      <w:r>
         <w:rPr>
           <w:rStyle w:val="Strong"/>
+          <w:b w:val="false"/>
+          <w:bCs w:val="false"/>
+          <w:i/>
           <w:i/>
           <w:iCs/>
           <w:sz w:val="20"/>
           <w:szCs w:val="20"/>
         </w:rPr>
-        <w:t>PDF Tricks</w:t>
-        <w:br/>
-        <w:t>(</w:t>
-      </w:r>
-      <w:r>
-        <w:rPr>
-          <w:rStyle w:val="Strong"/>
-          <w:b w:val="false"/>
-          <w:bCs w:val="false"/>
-          <w:i/>
-          <w:iCs/>
-          <w:sz w:val="20"/>
-          <w:szCs w:val="20"/>
-        </w:rPr>
-        <w:t xml:space="preserve">To make sure the PDF file that opens in your browser shows the most up-to-date version, </w:t>
-        <w:br/>
-        <w:t>add a version query to the URL, like this:</w:t>
-        <w:br/>
-        <w:t>https://almtzr.github.io/PedroSTEM/stem_lessons/Pedro_Lesson_3.pdf?</w:t>
-      </w:r>
-      <w:r>
-        <w:rPr>
-          <w:rStyle w:val="Strong"/>
-          <w:b/>
-          <w:bCs/>
-          <w:i/>
-          <w:iCs/>
-          <w:sz w:val="20"/>
-          <w:szCs w:val="20"/>
-        </w:rPr>
-        <w:t>v=2</w:t>
-      </w:r>
-      <w:r>
-        <w:rPr>
-          <w:rStyle w:val="Strong"/>
-          <w:b w:val="false"/>
-          <w:bCs w:val="false"/>
-          <w:i/>
-          <w:iCs/>
-          <w:sz w:val="20"/>
-          <w:szCs w:val="20"/>
-        </w:rPr>
-        <w:t>)</w:t>
+      </w:pPr>
+      <w:r>
+        <w:rPr/>
       </w:r>
     </w:p>
     <w:p>
@@ -974,7 +911,7 @@
           <w:tab w:val="left" w:pos="0" w:leader="none"/>
         </w:tabs>
         <w:suppressAutoHyphens w:val="true"/>
-        <w:overflowPunct w:val="false"/>
+        <w:overflowPunct w:val="true"/>
         <w:bidi w:val="0"/>
         <w:spacing w:before="0" w:after="26"/>
         <w:jc w:val="start"/>
@@ -1008,7 +945,7 @@
           <w:tab w:val="left" w:pos="0" w:leader="none"/>
         </w:tabs>
         <w:suppressAutoHyphens w:val="true"/>
-        <w:overflowPunct w:val="false"/>
+        <w:overflowPunct w:val="true"/>
         <w:bidi w:val="0"/>
         <w:spacing w:before="0" w:after="26"/>
         <w:jc w:val="start"/>
@@ -1042,7 +979,7 @@
           <w:tab w:val="left" w:pos="0" w:leader="none"/>
         </w:tabs>
         <w:suppressAutoHyphens w:val="true"/>
-        <w:overflowPunct w:val="false"/>
+        <w:overflowPunct w:val="true"/>
         <w:bidi w:val="0"/>
         <w:spacing w:before="0" w:after="26"/>
         <w:jc w:val="start"/>
@@ -1076,7 +1013,7 @@
           <w:tab w:val="left" w:pos="0" w:leader="none"/>
         </w:tabs>
         <w:suppressAutoHyphens w:val="true"/>
-        <w:overflowPunct w:val="false"/>
+        <w:overflowPunct w:val="true"/>
         <w:bidi w:val="0"/>
         <w:spacing w:before="0" w:after="26"/>
         <w:jc w:val="start"/>
@@ -1100,7 +1037,7 @@
           <w:tab w:val="left" w:pos="0" w:leader="none"/>
         </w:tabs>
         <w:suppressAutoHyphens w:val="true"/>
-        <w:overflowPunct w:val="false"/>
+        <w:overflowPunct w:val="true"/>
         <w:bidi w:val="0"/>
         <w:spacing w:before="0" w:after="26"/>
         <w:jc w:val="start"/>
@@ -1172,7 +1109,7 @@
           <w:tab w:val="left" w:pos="0" w:leader="none"/>
         </w:tabs>
         <w:suppressAutoHyphens w:val="true"/>
-        <w:overflowPunct w:val="false"/>
+        <w:overflowPunct w:val="true"/>
         <w:bidi w:val="0"/>
         <w:spacing w:before="0" w:after="26"/>
         <w:jc w:val="start"/>
@@ -1196,7 +1133,7 @@
           <w:tab w:val="left" w:pos="0" w:leader="none"/>
         </w:tabs>
         <w:suppressAutoHyphens w:val="true"/>
-        <w:overflowPunct w:val="false"/>
+        <w:overflowPunct w:val="true"/>
         <w:bidi w:val="0"/>
         <w:spacing w:before="0" w:after="26"/>
         <w:jc w:val="start"/>
@@ -1272,7 +1209,7 @@
         <w:pStyle w:val="BodyText"/>
         <w:widowControl/>
         <w:suppressAutoHyphens w:val="true"/>
-        <w:overflowPunct w:val="true"/>
+        <w:overflowPunct w:val="false"/>
         <w:bidi w:val="0"/>
         <w:jc w:val="start"/>
         <w:rPr/>
@@ -1314,7 +1251,7 @@
           <w:numId w:val="4"/>
         </w:numPr>
         <w:suppressAutoHyphens w:val="true"/>
-        <w:overflowPunct w:val="true"/>
+        <w:overflowPunct w:val="false"/>
         <w:bidi w:val="0"/>
         <w:jc w:val="start"/>
         <w:rPr/>
@@ -1336,7 +1273,7 @@
           <w:numId w:val="4"/>
         </w:numPr>
         <w:suppressAutoHyphens w:val="true"/>
-        <w:overflowPunct w:val="true"/>
+        <w:overflowPunct w:val="false"/>
         <w:bidi w:val="0"/>
         <w:jc w:val="start"/>
         <w:rPr/>
@@ -1358,7 +1295,7 @@
           <w:numId w:val="4"/>
         </w:numPr>
         <w:suppressAutoHyphens w:val="true"/>
-        <w:overflowPunct w:val="true"/>
+        <w:overflowPunct w:val="false"/>
         <w:bidi w:val="0"/>
         <w:jc w:val="start"/>
         <w:rPr/>
@@ -1380,7 +1317,7 @@
           <w:numId w:val="4"/>
         </w:numPr>
         <w:suppressAutoHyphens w:val="true"/>
-        <w:overflowPunct w:val="true"/>
+        <w:overflowPunct w:val="false"/>
         <w:bidi w:val="0"/>
         <w:jc w:val="start"/>
         <w:rPr/>
@@ -1402,7 +1339,7 @@
           <w:numId w:val="4"/>
         </w:numPr>
         <w:suppressAutoHyphens w:val="true"/>
-        <w:overflowPunct w:val="true"/>
+        <w:overflowPunct w:val="false"/>
         <w:bidi w:val="0"/>
         <w:jc w:val="start"/>
         <w:rPr/>
@@ -1421,7 +1358,7 @@
           <w:numId w:val="4"/>
         </w:numPr>
         <w:suppressAutoHyphens w:val="true"/>
-        <w:overflowPunct w:val="true"/>
+        <w:overflowPunct w:val="false"/>
         <w:bidi w:val="0"/>
         <w:jc w:val="start"/>
         <w:rPr/>
@@ -1695,7 +1632,7 @@
               <w:rPr>
                 <w:rStyle w:val="IndexLink"/>
               </w:rPr>
-              <w:t>4. Install the Pedro Program</w:t>
+              <w:t>4. Upload the Pedro Program</w:t>
               <w:tab/>
               <w:t>7</w:t>
             </w:r>
@@ -1717,15 +1654,7 @@
                 <w:i w:val="false"/>
                 <w:iCs w:val="false"/>
               </w:rPr>
-              <w:t>5</w:t>
-            </w:r>
-            <w:r>
-              <w:rPr>
-                <w:rStyle w:val="IndexLink"/>
-                <w:i w:val="false"/>
-                <w:iCs w:val="false"/>
-              </w:rPr>
-              <w:t xml:space="preserve">. </w:t>
+              <w:t xml:space="preserve">5. </w:t>
             </w:r>
             <w:r>
               <w:rPr>
@@ -1740,7 +1669,7 @@
                 <w:rStyle w:val="IndexLink"/>
               </w:rPr>
               <w:tab/>
-              <w:t>8</w:t>
+              <w:t>7</w:t>
             </w:r>
           </w:hyperlink>
         </w:p>
@@ -1820,15 +1749,7 @@
                 <w:i w:val="false"/>
                 <w:iCs w:val="false"/>
               </w:rPr>
-              <w:t>6</w:t>
-            </w:r>
-            <w:r>
-              <w:rPr>
-                <w:rStyle w:val="IndexLink"/>
-                <w:i w:val="false"/>
-                <w:iCs w:val="false"/>
-              </w:rPr>
-              <w:t>. Reflection Discussion</w:t>
+              <w:t>6. Reflection Discussion</w:t>
             </w:r>
             <w:r>
               <w:rPr>
@@ -2267,7 +2188,7 @@
           <w:tab w:val="left" w:pos="0" w:leader="none"/>
         </w:tabs>
         <w:suppressAutoHyphens w:val="true"/>
-        <w:overflowPunct w:val="false"/>
+        <w:overflowPunct w:val="true"/>
         <w:bidi w:val="0"/>
         <w:spacing w:before="0" w:after="26"/>
         <w:ind w:hanging="0" w:start="0" w:end="0"/>
@@ -2303,7 +2224,7 @@
           <w:tab w:val="left" w:pos="0" w:leader="none"/>
         </w:tabs>
         <w:suppressAutoHyphens w:val="true"/>
-        <w:overflowPunct w:val="false"/>
+        <w:overflowPunct w:val="true"/>
         <w:bidi w:val="0"/>
         <w:spacing w:before="0" w:after="26"/>
         <w:ind w:hanging="0" w:start="0" w:end="0"/>
@@ -2330,7 +2251,7 @@
         <w:pStyle w:val="BodyText"/>
         <w:widowControl/>
         <w:suppressAutoHyphens w:val="true"/>
-        <w:overflowPunct w:val="true"/>
+        <w:overflowPunct w:val="false"/>
         <w:bidi w:val="0"/>
         <w:jc w:val="start"/>
         <w:rPr/>
@@ -2363,7 +2284,7 @@
         <w:pStyle w:val="BodyText"/>
         <w:widowControl/>
         <w:suppressAutoHyphens w:val="true"/>
-        <w:overflowPunct w:val="true"/>
+        <w:overflowPunct w:val="false"/>
         <w:bidi w:val="0"/>
         <w:jc w:val="start"/>
         <w:rPr>
@@ -2373,7 +2294,10 @@
         </w:rPr>
       </w:pPr>
       <w:r>
-        <w:rPr/>
+        <w:rPr>
+          <w:b w:val="false"/>
+          <w:bCs w:val="false"/>
+        </w:rPr>
       </w:r>
     </w:p>
     <w:p>
@@ -2385,7 +2309,7 @@
           <w:tab w:val="left" w:pos="0" w:leader="none"/>
         </w:tabs>
         <w:suppressAutoHyphens w:val="true"/>
-        <w:overflowPunct w:val="false"/>
+        <w:overflowPunct w:val="true"/>
         <w:bidi w:val="0"/>
         <w:spacing w:before="0" w:after="26"/>
         <w:ind w:hanging="0" w:start="0" w:end="0"/>
@@ -2400,15 +2324,7 @@
           <w:b/>
           <w:bCs/>
         </w:rPr>
-        <w:t>2</w:t>
-      </w:r>
-      <w:r>
-        <w:rPr>
-          <w:rStyle w:val="Strong"/>
-          <w:b/>
-          <w:bCs/>
-        </w:rPr>
-        <w:t xml:space="preserve">. </w:t>
+        <w:t xml:space="preserve">2. </w:t>
       </w:r>
       <w:r>
         <w:rPr>
@@ -2441,7 +2357,7 @@
           <w:tab w:val="left" w:pos="0" w:leader="none"/>
         </w:tabs>
         <w:suppressAutoHyphens w:val="true"/>
-        <w:overflowPunct w:val="false"/>
+        <w:overflowPunct w:val="true"/>
         <w:bidi w:val="0"/>
         <w:spacing w:lineRule="auto" w:line="276" w:before="0" w:after="26"/>
         <w:ind w:hanging="0" w:start="0" w:end="0"/>
@@ -2480,7 +2396,7 @@
           <w:tab w:val="left" w:pos="0" w:leader="none"/>
         </w:tabs>
         <w:suppressAutoHyphens w:val="true"/>
-        <w:overflowPunct w:val="false"/>
+        <w:overflowPunct w:val="true"/>
         <w:bidi w:val="0"/>
         <w:spacing w:lineRule="auto" w:line="276" w:before="0" w:after="26"/>
         <w:ind w:hanging="0" w:start="0" w:end="0"/>
@@ -2505,7 +2421,7 @@
           <w:tab w:val="left" w:pos="0" w:leader="none"/>
         </w:tabs>
         <w:suppressAutoHyphens w:val="true"/>
-        <w:overflowPunct w:val="false"/>
+        <w:overflowPunct w:val="true"/>
         <w:bidi w:val="0"/>
         <w:spacing w:lineRule="auto" w:line="276" w:before="0" w:after="26"/>
         <w:ind w:hanging="0" w:start="0" w:end="0"/>
@@ -2531,7 +2447,7 @@
           <w:tab w:val="left" w:pos="0" w:leader="none"/>
         </w:tabs>
         <w:suppressAutoHyphens w:val="true"/>
-        <w:overflowPunct w:val="false"/>
+        <w:overflowPunct w:val="true"/>
         <w:bidi w:val="0"/>
         <w:spacing w:lineRule="auto" w:line="276" w:before="0" w:after="26"/>
         <w:ind w:hanging="0" w:start="0" w:end="0"/>
@@ -2577,7 +2493,7 @@
           <w:tab w:val="left" w:pos="0" w:leader="none"/>
         </w:tabs>
         <w:suppressAutoHyphens w:val="true"/>
-        <w:overflowPunct w:val="false"/>
+        <w:overflowPunct w:val="true"/>
         <w:bidi w:val="0"/>
         <w:spacing w:lineRule="auto" w:line="276" w:before="0" w:after="26"/>
         <w:ind w:hanging="0" w:start="0" w:end="0"/>
@@ -2623,7 +2539,7 @@
           <w:tab w:val="left" w:pos="0" w:leader="none"/>
         </w:tabs>
         <w:suppressAutoHyphens w:val="true"/>
-        <w:overflowPunct w:val="false"/>
+        <w:overflowPunct w:val="true"/>
         <w:bidi w:val="0"/>
         <w:spacing w:lineRule="auto" w:line="276" w:before="0" w:after="26"/>
         <w:ind w:hanging="0" w:start="0" w:end="0"/>
@@ -2680,7 +2596,7 @@
           <w:tab w:val="left" w:pos="0" w:leader="none"/>
         </w:tabs>
         <w:suppressAutoHyphens w:val="true"/>
-        <w:overflowPunct w:val="false"/>
+        <w:overflowPunct w:val="true"/>
         <w:bidi w:val="0"/>
         <w:spacing w:lineRule="auto" w:line="276" w:before="0" w:after="26"/>
         <w:ind w:hanging="0" w:start="0" w:end="0"/>
@@ -2726,7 +2642,7 @@
           <w:tab w:val="left" w:pos="0" w:leader="none"/>
         </w:tabs>
         <w:suppressAutoHyphens w:val="true"/>
-        <w:overflowPunct w:val="false"/>
+        <w:overflowPunct w:val="true"/>
         <w:bidi w:val="0"/>
         <w:spacing w:lineRule="auto" w:line="276" w:before="0" w:after="26"/>
         <w:ind w:hanging="0" w:start="0" w:end="0"/>
@@ -2772,7 +2688,7 @@
           <w:tab w:val="left" w:pos="0" w:leader="none"/>
         </w:tabs>
         <w:suppressAutoHyphens w:val="true"/>
-        <w:overflowPunct w:val="false"/>
+        <w:overflowPunct w:val="true"/>
         <w:bidi w:val="0"/>
         <w:spacing w:lineRule="auto" w:line="276" w:before="0" w:after="26"/>
         <w:ind w:hanging="0" w:start="0" w:end="0"/>
@@ -2806,7 +2722,7 @@
           <w:tab w:val="left" w:pos="0" w:leader="none"/>
         </w:tabs>
         <w:suppressAutoHyphens w:val="true"/>
-        <w:overflowPunct w:val="false"/>
+        <w:overflowPunct w:val="true"/>
         <w:bidi w:val="0"/>
         <w:spacing w:lineRule="auto" w:line="276" w:before="0" w:after="26"/>
         <w:ind w:hanging="680" w:start="680" w:end="0"/>
@@ -2879,7 +2795,9 @@
                               <w:rPr/>
                             </w:pPr>
                             <w:r>
-                              <w:rPr/>
+                              <w:rPr>
+                                <w:color w:val="000000"/>
+                              </w:rPr>
                               <w:drawing>
                                 <wp:inline distT="0" distB="0" distL="0" distR="0">
                                   <wp:extent cx="4229735" cy="4152265"/>
@@ -2920,37 +2838,39 @@
                               </w:drawing>
                             </w:r>
                             <w:r>
-                              <w:rPr/>
-                              <w:pict>
-                                <v:rect id="shape_0" ID="Shape 1" path="m0,0l-2147483645,0l-2147483645,-2147483646l0,-2147483646xe" fillcolor="white" stroked="t" o:allowincell="f" style="position:absolute;margin-left:0pt;margin-top:-8.5pt;width:9.15pt;height:8.3pt;mso-wrap-style:none;v-text-anchor:middle;mso-position-vertical:top">
-                                  <v:fill o:detectmouseclick="t" type="solid" color2="black"/>
-                                  <v:stroke color="black" joinstyle="round" endcap="flat"/>
-                                  <w10:wrap type="square"/>
-                                </v:rect>
-                              </w:pict>
-                            </w:r>
-                            <w:r>
-                              <w:rPr/>
+                              <w:rPr>
+                                <w:color w:val="000000"/>
+                              </w:rPr>
                               <w:t xml:space="preserve">Figure </w:t>
                             </w:r>
                             <w:r>
-                              <w:rPr/>
+                              <w:rPr>
+                                <w:color w:val="000000"/>
+                              </w:rPr>
                               <w:fldChar w:fldCharType="begin"/>
                             </w:r>
                             <w:r>
-                              <w:rPr/>
+                              <w:rPr>
+                                <w:color w:val="000000"/>
+                              </w:rPr>
                               <w:instrText xml:space="preserve"> SEQ Figure \* ARABIC </w:instrText>
                             </w:r>
                             <w:r>
-                              <w:rPr/>
+                              <w:rPr>
+                                <w:color w:val="000000"/>
+                              </w:rPr>
                               <w:fldChar w:fldCharType="separate"/>
                             </w:r>
                             <w:r>
-                              <w:rPr/>
+                              <w:rPr>
+                                <w:color w:val="000000"/>
+                              </w:rPr>
                               <w:t>1</w:t>
                             </w:r>
                             <w:r>
-                              <w:rPr/>
+                              <w:rPr>
+                                <w:color w:val="000000"/>
+                              </w:rPr>
                               <w:fldChar w:fldCharType="end"/>
                             </w:r>
                           </w:p>
@@ -2980,12 +2900,14 @@
                         <w:rPr/>
                       </w:pPr>
                       <w:r>
-                        <w:rPr/>
+                        <w:rPr>
+                          <w:color w:val="000000"/>
+                        </w:rPr>
                         <w:drawing>
                           <wp:inline distT="0" distB="0" distL="0" distR="0">
                             <wp:extent cx="4229735" cy="4152265"/>
                             <wp:effectExtent l="0" t="0" r="0" b="0"/>
-                            <wp:docPr id="9" name="Image7" descr="" title=""/>
+                            <wp:docPr id="8" name="Image7" descr="" title=""/>
                             <wp:cNvGraphicFramePr>
                               <a:graphicFrameLocks xmlns:a="http://schemas.openxmlformats.org/drawingml/2006/main" noChangeAspect="1"/>
                             </wp:cNvGraphicFramePr>
@@ -2993,7 +2915,7 @@
                               <a:graphicData uri="http://schemas.openxmlformats.org/drawingml/2006/picture">
                                 <pic:pic xmlns:pic="http://schemas.openxmlformats.org/drawingml/2006/picture">
                                   <pic:nvPicPr>
-                                    <pic:cNvPr id="9" name="Image7" descr="" title=""/>
+                                    <pic:cNvPr id="8" name="Image7" descr="" title=""/>
                                     <pic:cNvPicPr>
                                       <a:picLocks noChangeAspect="1" noChangeArrowheads="1"/>
                                     </pic:cNvPicPr>
@@ -3021,42 +2943,101 @@
                         </w:drawing>
                       </w:r>
                       <w:r>
-                        <w:rPr/>
-                        <w:pict>
-                          <v:rect id="shape_0" ID="Shape 1" path="m0,0l-2147483645,0l-2147483645,-2147483646l0,-2147483646xe" fillcolor="white" stroked="t" o:allowincell="f" style="position:absolute;margin-left:0pt;margin-top:-8.5pt;width:9.15pt;height:8.3pt;mso-wrap-style:none;v-text-anchor:middle;mso-position-vertical:top">
-                            <v:fill o:detectmouseclick="t" type="solid" color2="black"/>
-                            <v:stroke color="black" joinstyle="round" endcap="flat"/>
-                            <w10:wrap type="square"/>
-                          </v:rect>
-                        </w:pict>
-                      </w:r>
-                      <w:r>
-                        <w:rPr/>
+                        <w:rPr>
+                          <w:color w:val="000000"/>
+                        </w:rPr>
                         <w:t xml:space="preserve">Figure </w:t>
                       </w:r>
                       <w:r>
-                        <w:rPr/>
+                        <w:rPr>
+                          <w:color w:val="000000"/>
+                        </w:rPr>
                         <w:fldChar w:fldCharType="begin"/>
                       </w:r>
                       <w:r>
-                        <w:rPr/>
+                        <w:rPr>
+                          <w:color w:val="000000"/>
+                        </w:rPr>
                         <w:instrText xml:space="preserve"> SEQ Figure \* ARABIC </w:instrText>
                       </w:r>
                       <w:r>
-                        <w:rPr/>
+                        <w:rPr>
+                          <w:color w:val="000000"/>
+                        </w:rPr>
                         <w:fldChar w:fldCharType="separate"/>
                       </w:r>
                       <w:r>
-                        <w:rPr/>
+                        <w:rPr>
+                          <w:color w:val="000000"/>
+                        </w:rPr>
                         <w:t>1</w:t>
                       </w:r>
                       <w:r>
-                        <w:rPr/>
+                        <w:rPr>
+                          <w:color w:val="000000"/>
+                        </w:rPr>
                         <w:fldChar w:fldCharType="end"/>
                       </w:r>
                     </w:p>
                   </w:txbxContent>
                 </v:textbox>
+                <w10:wrap type="square" side="largest"/>
+              </v:rect>
+            </w:pict>
+          </mc:Fallback>
+        </mc:AlternateContent>
+        <mc:AlternateContent>
+          <mc:Choice Requires="wps">
+            <w:drawing>
+              <wp:anchor behindDoc="0" distT="0" distB="0" distL="114300" distR="114300" simplePos="0" locked="0" layoutInCell="0" allowOverlap="1" relativeHeight="66">
+                <wp:simplePos x="0" y="0"/>
+                <wp:positionH relativeFrom="column">
+                  <wp:posOffset>1053465</wp:posOffset>
+                </wp:positionH>
+                <wp:positionV relativeFrom="paragraph">
+                  <wp:align>top</wp:align>
+                </wp:positionV>
+                <wp:extent cx="116205" cy="105410"/>
+                <wp:effectExtent l="635" t="635" r="635" b="635"/>
+                <wp:wrapSquare wrapText="bothSides"/>
+                <wp:docPr id="6" name=""/>
+                <a:graphic xmlns:a="http://schemas.openxmlformats.org/drawingml/2006/main">
+                  <a:graphicData uri="http://schemas.microsoft.com/office/word/2010/wordprocessingShape">
+                    <wps:wsp>
+                      <wps:cNvSpPr/>
+                      <wps:nvSpPr>
+                        <wps:cNvPr id="7" name=""/>
+                        <wps:cNvSpPr/>
+                      </wps:nvSpPr>
+                      <wps:spPr>
+                        <a:xfrm>
+                          <a:off x="0" y="0"/>
+                          <a:ext cx="116280" cy="105480"/>
+                        </a:xfrm>
+                        <a:prstGeom prst="rect">
+                          <a:avLst/>
+                        </a:prstGeom>
+                        <a:solidFill>
+                          <a:srgbClr val="ffffff"/>
+                        </a:solidFill>
+                        <a:ln w="0">
+                          <a:solidFill>
+                            <a:srgbClr val="000000"/>
+                          </a:solidFill>
+                        </a:ln>
+                      </wps:spPr>
+                      <wps:bodyPr/>
+                    </wps:wsp>
+                  </a:graphicData>
+                </a:graphic>
+              </wp:anchor>
+            </w:drawing>
+          </mc:Choice>
+          <mc:Fallback>
+            <w:pict>
+              <v:rect id="shape_0" fillcolor="white" stroked="t" o:allowincell="f" style="position:absolute;margin-left:82.95pt;margin-top:396.1pt;width:9.1pt;height:8.25pt;mso-wrap-style:none;v-text-anchor:middle;mso-position-vertical:top">
+                <v:fill o:detectmouseclick="t" type="solid" color2="black"/>
+                <v:stroke color="black" joinstyle="round" endcap="flat"/>
                 <w10:wrap type="square"/>
               </v:rect>
             </w:pict>
@@ -3093,7 +3074,7 @@
                 <wp:extent cx="149225" cy="149225"/>
                 <wp:effectExtent l="1270" t="1270" r="0" b="0"/>
                 <wp:wrapSquare wrapText="bothSides"/>
-                <wp:docPr id="11" name="Shape 2"/>
+                <wp:docPr id="8" name="Shape 2"/>
                 <a:graphic xmlns:a="http://schemas.openxmlformats.org/drawingml/2006/main">
                   <a:graphicData uri="http://schemas.microsoft.com/office/word/2010/wordprocessingShape">
                     <wps:wsp>
@@ -3152,7 +3133,7 @@
                 <wp:extent cx="151130" cy="149225"/>
                 <wp:effectExtent l="635" t="1270" r="635" b="0"/>
                 <wp:wrapSquare wrapText="bothSides"/>
-                <wp:docPr id="12" name="Shape 4"/>
+                <wp:docPr id="9" name="Shape 4"/>
                 <a:graphic xmlns:a="http://schemas.openxmlformats.org/drawingml/2006/main">
                   <a:graphicData uri="http://schemas.microsoft.com/office/word/2010/wordprocessingShape">
                     <wps:wsp>
@@ -3211,7 +3192,7 @@
                 <wp:extent cx="149225" cy="149225"/>
                 <wp:effectExtent l="1270" t="1270" r="0" b="0"/>
                 <wp:wrapSquare wrapText="bothSides"/>
-                <wp:docPr id="13" name="Shape 9"/>
+                <wp:docPr id="10" name="Shape 9"/>
                 <a:graphic xmlns:a="http://schemas.openxmlformats.org/drawingml/2006/main">
                   <a:graphicData uri="http://schemas.microsoft.com/office/word/2010/wordprocessingShape">
                     <wps:wsp>
@@ -3270,7 +3251,7 @@
                 <wp:extent cx="151765" cy="149860"/>
                 <wp:effectExtent l="1270" t="635" r="0" b="635"/>
                 <wp:wrapSquare wrapText="bothSides"/>
-                <wp:docPr id="14" name="Shape 11"/>
+                <wp:docPr id="11" name="Shape 11"/>
                 <a:graphic xmlns:a="http://schemas.openxmlformats.org/drawingml/2006/main">
                   <a:graphicData uri="http://schemas.microsoft.com/office/word/2010/wordprocessingShape">
                     <wps:wsp>
@@ -3329,7 +3310,7 @@
                 <wp:extent cx="151130" cy="149225"/>
                 <wp:effectExtent l="635" t="1270" r="635" b="0"/>
                 <wp:wrapSquare wrapText="bothSides"/>
-                <wp:docPr id="15" name="Shape 16"/>
+                <wp:docPr id="12" name="Shape 16"/>
                 <a:graphic xmlns:a="http://schemas.openxmlformats.org/drawingml/2006/main">
                   <a:graphicData uri="http://schemas.microsoft.com/office/word/2010/wordprocessingShape">
                     <wps:wsp>
@@ -3388,7 +3369,7 @@
                 <wp:extent cx="151765" cy="149225"/>
                 <wp:effectExtent l="1270" t="1270" r="0" b="0"/>
                 <wp:wrapSquare wrapText="bothSides"/>
-                <wp:docPr id="16" name="Shape 17"/>
+                <wp:docPr id="13" name="Shape 17"/>
                 <a:graphic xmlns:a="http://schemas.openxmlformats.org/drawingml/2006/main">
                   <a:graphicData uri="http://schemas.microsoft.com/office/word/2010/wordprocessingShape">
                     <wps:wsp>
@@ -3447,7 +3428,7 @@
                 <wp:extent cx="151765" cy="149225"/>
                 <wp:effectExtent l="1270" t="1270" r="0" b="0"/>
                 <wp:wrapSquare wrapText="bothSides"/>
-                <wp:docPr id="17" name="Shape 8"/>
+                <wp:docPr id="14" name="Shape 8"/>
                 <a:graphic xmlns:a="http://schemas.openxmlformats.org/drawingml/2006/main">
                   <a:graphicData uri="http://schemas.microsoft.com/office/word/2010/wordprocessingShape">
                     <wps:wsp>
@@ -3506,7 +3487,7 @@
                 <wp:extent cx="114935" cy="106045"/>
                 <wp:effectExtent l="1270" t="1270" r="0" b="0"/>
                 <wp:wrapSquare wrapText="bothSides"/>
-                <wp:docPr id="18" name="Shape 52"/>
+                <wp:docPr id="15" name="Shape 52"/>
                 <a:graphic xmlns:a="http://schemas.openxmlformats.org/drawingml/2006/main">
                   <a:graphicData uri="http://schemas.microsoft.com/office/word/2010/wordprocessingShape">
                     <wps:wsp>
@@ -3565,7 +3546,7 @@
                 <wp:extent cx="114300" cy="106045"/>
                 <wp:effectExtent l="635" t="1270" r="635" b="0"/>
                 <wp:wrapSquare wrapText="bothSides"/>
-                <wp:docPr id="19" name="Shape 53"/>
+                <wp:docPr id="16" name="Shape 53"/>
                 <a:graphic xmlns:a="http://schemas.openxmlformats.org/drawingml/2006/main">
                   <a:graphicData uri="http://schemas.microsoft.com/office/word/2010/wordprocessingShape">
                     <wps:wsp>
@@ -3624,7 +3605,7 @@
                 <wp:extent cx="116840" cy="106045"/>
                 <wp:effectExtent l="635" t="1270" r="635" b="0"/>
                 <wp:wrapSquare wrapText="bothSides"/>
-                <wp:docPr id="20" name="Shape 54"/>
+                <wp:docPr id="17" name="Shape 54"/>
                 <a:graphic xmlns:a="http://schemas.openxmlformats.org/drawingml/2006/main">
                   <a:graphicData uri="http://schemas.microsoft.com/office/word/2010/wordprocessingShape">
                     <wps:wsp>
@@ -3694,7 +3675,7 @@
                 <wp:extent cx="151765" cy="149860"/>
                 <wp:effectExtent l="1270" t="635" r="0" b="635"/>
                 <wp:wrapSquare wrapText="bothSides"/>
-                <wp:docPr id="21" name="Shape 18"/>
+                <wp:docPr id="18" name="Shape 18"/>
                 <a:graphic xmlns:a="http://schemas.openxmlformats.org/drawingml/2006/main">
                   <a:graphicData uri="http://schemas.microsoft.com/office/word/2010/wordprocessingShape">
                     <wps:wsp>
@@ -3764,7 +3745,7 @@
                 <wp:extent cx="151130" cy="148590"/>
                 <wp:effectExtent l="635" t="635" r="635" b="635"/>
                 <wp:wrapSquare wrapText="bothSides"/>
-                <wp:docPr id="22" name="Shape 3"/>
+                <wp:docPr id="19" name="Shape 3"/>
                 <a:graphic xmlns:a="http://schemas.openxmlformats.org/drawingml/2006/main">
                   <a:graphicData uri="http://schemas.microsoft.com/office/word/2010/wordprocessingShape">
                     <wps:wsp>
@@ -3823,7 +3804,7 @@
                 <wp:extent cx="151130" cy="148590"/>
                 <wp:effectExtent l="635" t="635" r="635" b="635"/>
                 <wp:wrapSquare wrapText="bothSides"/>
-                <wp:docPr id="23" name="Shape 19"/>
+                <wp:docPr id="20" name="Shape 19"/>
                 <a:graphic xmlns:a="http://schemas.openxmlformats.org/drawingml/2006/main">
                   <a:graphicData uri="http://schemas.microsoft.com/office/word/2010/wordprocessingShape">
                     <wps:wsp>
@@ -3915,7 +3896,7 @@
                 <wp:extent cx="150495" cy="149225"/>
                 <wp:effectExtent l="1270" t="1270" r="0" b="0"/>
                 <wp:wrapSquare wrapText="bothSides"/>
-                <wp:docPr id="24" name="Shape 20"/>
+                <wp:docPr id="21" name="Shape 20"/>
                 <a:graphic xmlns:a="http://schemas.openxmlformats.org/drawingml/2006/main">
                   <a:graphicData uri="http://schemas.microsoft.com/office/word/2010/wordprocessingShape">
                     <wps:wsp>
@@ -3974,7 +3955,7 @@
                 <wp:extent cx="149225" cy="149225"/>
                 <wp:effectExtent l="1270" t="1270" r="0" b="0"/>
                 <wp:wrapSquare wrapText="bothSides"/>
-                <wp:docPr id="25" name="Shape 13"/>
+                <wp:docPr id="22" name="Shape 13"/>
                 <a:graphic xmlns:a="http://schemas.openxmlformats.org/drawingml/2006/main">
                   <a:graphicData uri="http://schemas.microsoft.com/office/word/2010/wordprocessingShape">
                     <wps:wsp>
@@ -4056,7 +4037,7 @@
                 <wp:extent cx="151130" cy="149225"/>
                 <wp:effectExtent l="635" t="1270" r="635" b="0"/>
                 <wp:wrapSquare wrapText="bothSides"/>
-                <wp:docPr id="26" name="Shape 6"/>
+                <wp:docPr id="23" name="Shape 6"/>
                 <a:graphic xmlns:a="http://schemas.openxmlformats.org/drawingml/2006/main">
                   <a:graphicData uri="http://schemas.microsoft.com/office/word/2010/wordprocessingShape">
                     <wps:wsp>
@@ -4115,7 +4096,7 @@
                 <wp:extent cx="151765" cy="149225"/>
                 <wp:effectExtent l="1270" t="1270" r="0" b="0"/>
                 <wp:wrapSquare wrapText="bothSides"/>
-                <wp:docPr id="27" name="Shape 5"/>
+                <wp:docPr id="24" name="Shape 5"/>
                 <a:graphic xmlns:a="http://schemas.openxmlformats.org/drawingml/2006/main">
                   <a:graphicData uri="http://schemas.microsoft.com/office/word/2010/wordprocessingShape">
                     <wps:wsp>
@@ -4174,7 +4155,7 @@
                 <wp:extent cx="151130" cy="148590"/>
                 <wp:effectExtent l="635" t="635" r="635" b="635"/>
                 <wp:wrapSquare wrapText="bothSides"/>
-                <wp:docPr id="28" name="Shape 25"/>
+                <wp:docPr id="25" name="Shape 25"/>
                 <a:graphic xmlns:a="http://schemas.openxmlformats.org/drawingml/2006/main">
                   <a:graphicData uri="http://schemas.microsoft.com/office/word/2010/wordprocessingShape">
                     <wps:wsp>
@@ -4256,7 +4237,7 @@
                 <wp:extent cx="151130" cy="150495"/>
                 <wp:effectExtent l="635" t="1270" r="0" b="0"/>
                 <wp:wrapSquare wrapText="bothSides"/>
-                <wp:docPr id="29" name="Shape 14"/>
+                <wp:docPr id="26" name="Shape 14"/>
                 <a:graphic xmlns:a="http://schemas.openxmlformats.org/drawingml/2006/main">
                   <a:graphicData uri="http://schemas.microsoft.com/office/word/2010/wordprocessingShape">
                     <wps:wsp>
@@ -4338,7 +4319,7 @@
                 <wp:extent cx="151130" cy="148590"/>
                 <wp:effectExtent l="635" t="635" r="635" b="635"/>
                 <wp:wrapSquare wrapText="bothSides"/>
-                <wp:docPr id="30" name="Shape 7"/>
+                <wp:docPr id="27" name="Shape 7"/>
                 <a:graphic xmlns:a="http://schemas.openxmlformats.org/drawingml/2006/main">
                   <a:graphicData uri="http://schemas.microsoft.com/office/word/2010/wordprocessingShape">
                     <wps:wsp>
@@ -4397,7 +4378,7 @@
                 <wp:extent cx="151130" cy="148590"/>
                 <wp:effectExtent l="635" t="635" r="635" b="635"/>
                 <wp:wrapSquare wrapText="bothSides"/>
-                <wp:docPr id="31" name="Shape 12"/>
+                <wp:docPr id="28" name="Shape 12"/>
                 <a:graphic xmlns:a="http://schemas.openxmlformats.org/drawingml/2006/main">
                   <a:graphicData uri="http://schemas.microsoft.com/office/word/2010/wordprocessingShape">
                     <wps:wsp>
@@ -4456,7 +4437,7 @@
                 <wp:extent cx="114300" cy="106045"/>
                 <wp:effectExtent l="635" t="1270" r="635" b="0"/>
                 <wp:wrapSquare wrapText="bothSides"/>
-                <wp:docPr id="32" name="Shape 22"/>
+                <wp:docPr id="29" name="Shape 22"/>
                 <a:graphic xmlns:a="http://schemas.openxmlformats.org/drawingml/2006/main">
                   <a:graphicData uri="http://schemas.microsoft.com/office/word/2010/wordprocessingShape">
                     <wps:wsp>
@@ -4538,7 +4519,7 @@
                 <wp:extent cx="114300" cy="106045"/>
                 <wp:effectExtent l="635" t="1270" r="635" b="0"/>
                 <wp:wrapSquare wrapText="bothSides"/>
-                <wp:docPr id="33" name="Shape 51"/>
+                <wp:docPr id="30" name="Shape 51"/>
                 <a:graphic xmlns:a="http://schemas.openxmlformats.org/drawingml/2006/main">
                   <a:graphicData uri="http://schemas.microsoft.com/office/word/2010/wordprocessingShape">
                     <wps:wsp>
@@ -4620,7 +4601,7 @@
                 <wp:extent cx="151765" cy="149225"/>
                 <wp:effectExtent l="1270" t="1270" r="0" b="0"/>
                 <wp:wrapSquare wrapText="bothSides"/>
-                <wp:docPr id="34" name="Shape 15"/>
+                <wp:docPr id="31" name="Shape 15"/>
                 <a:graphic xmlns:a="http://schemas.openxmlformats.org/drawingml/2006/main">
                   <a:graphicData uri="http://schemas.microsoft.com/office/word/2010/wordprocessingShape">
                     <wps:wsp>
@@ -4679,7 +4660,7 @@
                 <wp:extent cx="114300" cy="106045"/>
                 <wp:effectExtent l="635" t="1270" r="635" b="0"/>
                 <wp:wrapSquare wrapText="bothSides"/>
-                <wp:docPr id="35" name="Shape 60"/>
+                <wp:docPr id="32" name="Shape 60"/>
                 <a:graphic xmlns:a="http://schemas.openxmlformats.org/drawingml/2006/main">
                   <a:graphicData uri="http://schemas.microsoft.com/office/word/2010/wordprocessingShape">
                     <wps:wsp>
@@ -4738,7 +4719,7 @@
                 <wp:extent cx="149860" cy="149225"/>
                 <wp:effectExtent l="635" t="1270" r="635" b="0"/>
                 <wp:wrapSquare wrapText="bothSides"/>
-                <wp:docPr id="36" name="Shape 21"/>
+                <wp:docPr id="33" name="Shape 21"/>
                 <a:graphic xmlns:a="http://schemas.openxmlformats.org/drawingml/2006/main">
                   <a:graphicData uri="http://schemas.microsoft.com/office/word/2010/wordprocessingShape">
                     <wps:wsp>
@@ -4843,7 +4824,7 @@
                 <wp:extent cx="149860" cy="149225"/>
                 <wp:effectExtent l="635" t="1270" r="0" b="0"/>
                 <wp:wrapSquare wrapText="bothSides"/>
-                <wp:docPr id="37" name="Shape 59"/>
+                <wp:docPr id="34" name="Shape 59"/>
                 <a:graphic xmlns:a="http://schemas.openxmlformats.org/drawingml/2006/main">
                   <a:graphicData uri="http://schemas.microsoft.com/office/word/2010/wordprocessingShape">
                     <wps:wsp>
@@ -4902,7 +4883,7 @@
                 <wp:extent cx="150495" cy="149225"/>
                 <wp:effectExtent l="1270" t="1270" r="0" b="0"/>
                 <wp:wrapSquare wrapText="bothSides"/>
-                <wp:docPr id="38" name="Shape 10"/>
+                <wp:docPr id="35" name="Shape 10"/>
                 <a:graphic xmlns:a="http://schemas.openxmlformats.org/drawingml/2006/main">
                   <a:graphicData uri="http://schemas.microsoft.com/office/word/2010/wordprocessingShape">
                     <wps:wsp>
@@ -4961,7 +4942,7 @@
                 <wp:extent cx="149860" cy="149225"/>
                 <wp:effectExtent l="635" t="1270" r="635" b="0"/>
                 <wp:wrapSquare wrapText="bothSides"/>
-                <wp:docPr id="39" name="Shape 56"/>
+                <wp:docPr id="36" name="Shape 56"/>
                 <a:graphic xmlns:a="http://schemas.openxmlformats.org/drawingml/2006/main">
                   <a:graphicData uri="http://schemas.microsoft.com/office/word/2010/wordprocessingShape">
                     <wps:wsp>
@@ -5020,7 +5001,7 @@
                 <wp:extent cx="149860" cy="149225"/>
                 <wp:effectExtent l="635" t="1270" r="0" b="0"/>
                 <wp:wrapSquare wrapText="bothSides"/>
-                <wp:docPr id="40" name="Shape 57"/>
+                <wp:docPr id="37" name="Shape 57"/>
                 <a:graphic xmlns:a="http://schemas.openxmlformats.org/drawingml/2006/main">
                   <a:graphicData uri="http://schemas.microsoft.com/office/word/2010/wordprocessingShape">
                     <wps:wsp>
@@ -5079,7 +5060,7 @@
                 <wp:extent cx="150495" cy="149225"/>
                 <wp:effectExtent l="1270" t="1270" r="0" b="0"/>
                 <wp:wrapSquare wrapText="bothSides"/>
-                <wp:docPr id="41" name="Shape 58"/>
+                <wp:docPr id="38" name="Shape 58"/>
                 <a:graphic xmlns:a="http://schemas.openxmlformats.org/drawingml/2006/main">
                   <a:graphicData uri="http://schemas.microsoft.com/office/word/2010/wordprocessingShape">
                     <wps:wsp>
@@ -5327,7 +5308,7 @@
         <w:keepNext w:val="true"/>
         <w:widowControl/>
         <w:suppressAutoHyphens w:val="true"/>
-        <w:overflowPunct w:val="true"/>
+        <w:overflowPunct w:val="false"/>
         <w:bidi w:val="0"/>
         <w:ind w:hanging="0" w:start="0"/>
         <w:jc w:val="start"/>
@@ -5345,19 +5326,7 @@
           <w:u w:val="none"/>
           <w:lang w:val="fr-FR" w:eastAsia="zh-CN" w:bidi="hi-IN"/>
         </w:rPr>
-        <w:t xml:space="preserve">3.1 </w:t>
-      </w:r>
-      <w:r>
-        <w:rPr>
-          <w:rStyle w:val="Strong"/>
-          <w:b/>
-          <w:bCs/>
-          <w:color w:val="auto"/>
-          <w:kern w:val="2"/>
-          <w:u w:val="none"/>
-          <w:lang w:val="fr-FR" w:eastAsia="zh-CN" w:bidi="hi-IN"/>
-        </w:rPr>
-        <w:t>Understanding the Robot Structure</w:t>
+        <w:t>3.1 Understanding the Robot Structure</w:t>
       </w:r>
     </w:p>
     <w:p>
@@ -5375,7 +5344,13 @@
         </w:rPr>
       </w:pPr>
       <w:r>
-        <w:rPr/>
+        <w:rPr>
+          <w:b w:val="false"/>
+          <w:bCs w:val="false"/>
+          <w:i w:val="false"/>
+          <w:iCs w:val="false"/>
+          <w:u w:val="none"/>
+        </w:rPr>
       </w:r>
     </w:p>
     <w:tbl>
@@ -5604,7 +5579,7 @@
           <w:tab w:val="left" w:pos="0" w:leader="none"/>
         </w:tabs>
         <w:suppressAutoHyphens w:val="true"/>
-        <w:overflowPunct w:val="false"/>
+        <w:overflowPunct w:val="true"/>
         <w:bidi w:val="0"/>
         <w:spacing w:lineRule="auto" w:line="276" w:before="0" w:after="0"/>
         <w:jc w:val="start"/>
@@ -5634,7 +5609,7 @@
           <w:tab w:val="left" w:pos="0" w:leader="none"/>
         </w:tabs>
         <w:suppressAutoHyphens w:val="true"/>
-        <w:overflowPunct w:val="false"/>
+        <w:overflowPunct w:val="true"/>
         <w:bidi w:val="0"/>
         <w:spacing w:lineRule="auto" w:line="276" w:before="0" w:after="0"/>
         <w:jc w:val="start"/>
@@ -5654,7 +5629,7 @@
             <wp:extent cx="5659120" cy="4631690"/>
             <wp:effectExtent l="0" t="0" r="0" b="0"/>
             <wp:wrapTopAndBottom/>
-            <wp:docPr id="42" name="Image23 Copy 1" descr="" title=""/>
+            <wp:docPr id="39" name="Image23 Copy 1" descr="" title=""/>
             <wp:cNvGraphicFramePr>
               <a:graphicFrameLocks xmlns:a="http://schemas.openxmlformats.org/drawingml/2006/main" noChangeAspect="1"/>
             </wp:cNvGraphicFramePr>
@@ -5662,7 +5637,7 @@
               <a:graphicData uri="http://schemas.openxmlformats.org/drawingml/2006/picture">
                 <pic:pic xmlns:pic="http://schemas.openxmlformats.org/drawingml/2006/picture">
                   <pic:nvPicPr>
-                    <pic:cNvPr id="42" name="Image23 Copy 1" descr="" title=""/>
+                    <pic:cNvPr id="39" name="Image23 Copy 1" descr="" title=""/>
                     <pic:cNvPicPr>
                       <a:picLocks noChangeAspect="1" noChangeArrowheads="1"/>
                     </pic:cNvPicPr>
@@ -5704,25 +5679,7 @@
           <w:bCs/>
           <w:u w:val="none"/>
         </w:rPr>
-        <w:t>3.</w:t>
-      </w:r>
-      <w:r>
-        <w:rPr>
-          <w:rStyle w:val="Strong"/>
-          <w:b/>
-          <w:bCs/>
-          <w:u w:val="none"/>
-        </w:rPr>
-        <w:t>2</w:t>
-      </w:r>
-      <w:r>
-        <w:rPr>
-          <w:rStyle w:val="Strong"/>
-          <w:b/>
-          <w:bCs/>
-          <w:u w:val="none"/>
-        </w:rPr>
-        <w:t xml:space="preserve"> What Is a Planetary Gear System?</w:t>
+        <w:t>3.2 What Is a Planetary Gear System?</w:t>
       </w:r>
     </w:p>
     <w:p>
@@ -5734,7 +5691,7 @@
           <w:tab w:val="left" w:pos="0" w:leader="none"/>
         </w:tabs>
         <w:suppressAutoHyphens w:val="true"/>
-        <w:overflowPunct w:val="false"/>
+        <w:overflowPunct w:val="true"/>
         <w:bidi w:val="0"/>
         <w:spacing w:before="0" w:after="26"/>
         <w:ind w:hanging="0" w:start="0" w:end="0"/>
@@ -5791,7 +5748,7 @@
                 <wp:extent cx="2648585" cy="2159000"/>
                 <wp:effectExtent l="0" t="0" r="0" b="0"/>
                 <wp:wrapSquare wrapText="largest"/>
-                <wp:docPr id="43" name="Frame1"/>
+                <wp:docPr id="40" name="Frame1"/>
                 <a:graphic xmlns:a="http://schemas.openxmlformats.org/drawingml/2006/main">
                   <a:graphicData uri="http://schemas.microsoft.com/office/word/2010/wordprocessingShape">
                     <wps:wsp>
@@ -5827,12 +5784,14 @@
                               <w:rPr/>
                             </w:pPr>
                             <w:r>
-                              <w:rPr/>
+                              <w:rPr>
+                                <w:color w:val="000000"/>
+                              </w:rPr>
                               <w:drawing>
                                 <wp:inline distT="0" distB="0" distL="0" distR="0">
                                   <wp:extent cx="2648585" cy="1831340"/>
                                   <wp:effectExtent l="0" t="0" r="0" b="0"/>
-                                  <wp:docPr id="45" name="Image27" descr="" title=""/>
+                                  <wp:docPr id="42" name="Image27" descr="" title=""/>
                                   <wp:cNvGraphicFramePr>
                                     <a:graphicFrameLocks xmlns:a="http://schemas.openxmlformats.org/drawingml/2006/main" noChangeAspect="1"/>
                                   </wp:cNvGraphicFramePr>
@@ -5840,7 +5799,7 @@
                                     <a:graphicData uri="http://schemas.openxmlformats.org/drawingml/2006/picture">
                                       <pic:pic xmlns:pic="http://schemas.openxmlformats.org/drawingml/2006/picture">
                                         <pic:nvPicPr>
-                                          <pic:cNvPr id="45" name="Image27" descr="" title=""/>
+                                          <pic:cNvPr id="42" name="Image27" descr="" title=""/>
                                           <pic:cNvPicPr>
                                             <a:picLocks noChangeAspect="1" noChangeArrowheads="1"/>
                                           </pic:cNvPicPr>
@@ -5867,31 +5826,45 @@
                               </w:drawing>
                             </w:r>
                             <w:r>
-                              <w:rPr/>
+                              <w:rPr>
+                                <w:color w:val="000000"/>
+                              </w:rPr>
                               <w:t xml:space="preserve">Figure </w:t>
                             </w:r>
                             <w:r>
-                              <w:rPr/>
+                              <w:rPr>
+                                <w:color w:val="000000"/>
+                              </w:rPr>
                               <w:fldChar w:fldCharType="begin"/>
                             </w:r>
                             <w:r>
-                              <w:rPr/>
+                              <w:rPr>
+                                <w:color w:val="000000"/>
+                              </w:rPr>
                               <w:instrText xml:space="preserve"> SEQ Figure \* ARABIC </w:instrText>
                             </w:r>
                             <w:r>
-                              <w:rPr/>
+                              <w:rPr>
+                                <w:color w:val="000000"/>
+                              </w:rPr>
                               <w:fldChar w:fldCharType="separate"/>
                             </w:r>
                             <w:r>
-                              <w:rPr/>
+                              <w:rPr>
+                                <w:color w:val="000000"/>
+                              </w:rPr>
                               <w:t>2</w:t>
                             </w:r>
                             <w:r>
-                              <w:rPr/>
+                              <w:rPr>
+                                <w:color w:val="000000"/>
+                              </w:rPr>
                               <w:fldChar w:fldCharType="end"/>
                             </w:r>
                             <w:r>
-                              <w:rPr/>
+                              <w:rPr>
+                                <w:color w:val="000000"/>
+                              </w:rPr>
                               <w:t>: Planetary gear system</w:t>
                             </w:r>
                           </w:p>
@@ -5921,12 +5894,14 @@
                         <w:rPr/>
                       </w:pPr>
                       <w:r>
-                        <w:rPr/>
+                        <w:rPr>
+                          <w:color w:val="000000"/>
+                        </w:rPr>
                         <w:drawing>
                           <wp:inline distT="0" distB="0" distL="0" distR="0">
                             <wp:extent cx="2648585" cy="1831340"/>
                             <wp:effectExtent l="0" t="0" r="0" b="0"/>
-                            <wp:docPr id="46" name="Image27" descr="" title=""/>
+                            <wp:docPr id="43" name="Image27" descr="" title=""/>
                             <wp:cNvGraphicFramePr>
                               <a:graphicFrameLocks xmlns:a="http://schemas.openxmlformats.org/drawingml/2006/main" noChangeAspect="1"/>
                             </wp:cNvGraphicFramePr>
@@ -5934,7 +5909,7 @@
                               <a:graphicData uri="http://schemas.openxmlformats.org/drawingml/2006/picture">
                                 <pic:pic xmlns:pic="http://schemas.openxmlformats.org/drawingml/2006/picture">
                                   <pic:nvPicPr>
-                                    <pic:cNvPr id="46" name="Image27" descr="" title=""/>
+                                    <pic:cNvPr id="43" name="Image27" descr="" title=""/>
                                     <pic:cNvPicPr>
                                       <a:picLocks noChangeAspect="1" noChangeArrowheads="1"/>
                                     </pic:cNvPicPr>
@@ -5961,31 +5936,45 @@
                         </w:drawing>
                       </w:r>
                       <w:r>
-                        <w:rPr/>
+                        <w:rPr>
+                          <w:color w:val="000000"/>
+                        </w:rPr>
                         <w:t xml:space="preserve">Figure </w:t>
                       </w:r>
                       <w:r>
-                        <w:rPr/>
+                        <w:rPr>
+                          <w:color w:val="000000"/>
+                        </w:rPr>
                         <w:fldChar w:fldCharType="begin"/>
                       </w:r>
                       <w:r>
-                        <w:rPr/>
+                        <w:rPr>
+                          <w:color w:val="000000"/>
+                        </w:rPr>
                         <w:instrText xml:space="preserve"> SEQ Figure \* ARABIC </w:instrText>
                       </w:r>
                       <w:r>
-                        <w:rPr/>
+                        <w:rPr>
+                          <w:color w:val="000000"/>
+                        </w:rPr>
                         <w:fldChar w:fldCharType="separate"/>
                       </w:r>
                       <w:r>
-                        <w:rPr/>
+                        <w:rPr>
+                          <w:color w:val="000000"/>
+                        </w:rPr>
                         <w:t>2</w:t>
                       </w:r>
                       <w:r>
-                        <w:rPr/>
+                        <w:rPr>
+                          <w:color w:val="000000"/>
+                        </w:rPr>
                         <w:fldChar w:fldCharType="end"/>
                       </w:r>
                       <w:r>
-                        <w:rPr/>
+                        <w:rPr>
+                          <w:color w:val="000000"/>
+                        </w:rPr>
                         <w:t>: Planetary gear system</w:t>
                       </w:r>
                     </w:p>
@@ -6032,7 +6021,7 @@
         <w:pStyle w:val="BodyText"/>
         <w:widowControl/>
         <w:suppressAutoHyphens w:val="true"/>
-        <w:overflowPunct w:val="false"/>
+        <w:overflowPunct w:val="true"/>
         <w:bidi w:val="0"/>
         <w:jc w:val="start"/>
         <w:rPr>
@@ -6060,7 +6049,7 @@
         <w:pStyle w:val="BodyText"/>
         <w:widowControl/>
         <w:suppressAutoHyphens w:val="true"/>
-        <w:overflowPunct w:val="false"/>
+        <w:overflowPunct w:val="true"/>
         <w:bidi w:val="0"/>
         <w:jc w:val="start"/>
         <w:rPr>
@@ -6088,7 +6077,7 @@
         <w:pStyle w:val="BodyText"/>
         <w:widowControl/>
         <w:suppressAutoHyphens w:val="true"/>
-        <w:overflowPunct w:val="false"/>
+        <w:overflowPunct w:val="true"/>
         <w:bidi w:val="0"/>
         <w:jc w:val="start"/>
         <w:rPr>
@@ -6119,7 +6108,7 @@
         <w:pStyle w:val="BodyText"/>
         <w:widowControl/>
         <w:suppressAutoHyphens w:val="true"/>
-        <w:overflowPunct w:val="false"/>
+        <w:overflowPunct w:val="true"/>
         <w:bidi w:val="0"/>
         <w:jc w:val="start"/>
         <w:rPr/>
@@ -6134,7 +6123,7 @@
         <w:pStyle w:val="BodyText"/>
         <w:widowControl/>
         <w:suppressAutoHyphens w:val="true"/>
-        <w:overflowPunct w:val="false"/>
+        <w:overflowPunct w:val="true"/>
         <w:bidi w:val="0"/>
         <w:jc w:val="start"/>
         <w:rPr/>
@@ -6154,7 +6143,7 @@
         <w:pStyle w:val="BodyText"/>
         <w:widowControl/>
         <w:suppressAutoHyphens w:val="true"/>
-        <w:overflowPunct w:val="false"/>
+        <w:overflowPunct w:val="true"/>
         <w:bidi w:val="0"/>
         <w:jc w:val="start"/>
         <w:rPr/>
@@ -6184,7 +6173,7 @@
                 <wp:extent cx="4795520" cy="2398395"/>
                 <wp:effectExtent l="0" t="0" r="0" b="0"/>
                 <wp:wrapSquare wrapText="largest"/>
-                <wp:docPr id="44" name="Frame3"/>
+                <wp:docPr id="41" name="Frame3"/>
                 <a:graphic xmlns:a="http://schemas.openxmlformats.org/drawingml/2006/main">
                   <a:graphicData uri="http://schemas.microsoft.com/office/word/2010/wordprocessingShape">
                     <wps:wsp>
@@ -6220,12 +6209,14 @@
                               <w:rPr/>
                             </w:pPr>
                             <w:r>
-                              <w:rPr/>
+                              <w:rPr>
+                                <w:color w:val="000000"/>
+                              </w:rPr>
                               <w:drawing>
                                 <wp:inline distT="0" distB="0" distL="0" distR="0">
                                   <wp:extent cx="4795520" cy="2070735"/>
                                   <wp:effectExtent l="0" t="0" r="0" b="0"/>
-                                  <wp:docPr id="46" name="Image28" descr="" title=""/>
+                                  <wp:docPr id="43" name="Image28" descr="" title=""/>
                                   <wp:cNvGraphicFramePr>
                                     <a:graphicFrameLocks xmlns:a="http://schemas.openxmlformats.org/drawingml/2006/main" noChangeAspect="1"/>
                                   </wp:cNvGraphicFramePr>
@@ -6233,7 +6224,7 @@
                                     <a:graphicData uri="http://schemas.openxmlformats.org/drawingml/2006/picture">
                                       <pic:pic xmlns:pic="http://schemas.openxmlformats.org/drawingml/2006/picture">
                                         <pic:nvPicPr>
-                                          <pic:cNvPr id="46" name="Image28" descr="" title=""/>
+                                          <pic:cNvPr id="43" name="Image28" descr="" title=""/>
                                           <pic:cNvPicPr>
                                             <a:picLocks noChangeAspect="1" noChangeArrowheads="1"/>
                                           </pic:cNvPicPr>
@@ -6260,31 +6251,45 @@
                               </w:drawing>
                             </w:r>
                             <w:r>
-                              <w:rPr/>
+                              <w:rPr>
+                                <w:color w:val="000000"/>
+                              </w:rPr>
                               <w:t xml:space="preserve">Figure </w:t>
                             </w:r>
                             <w:r>
-                              <w:rPr/>
+                              <w:rPr>
+                                <w:color w:val="000000"/>
+                              </w:rPr>
                               <w:fldChar w:fldCharType="begin"/>
                             </w:r>
                             <w:r>
-                              <w:rPr/>
+                              <w:rPr>
+                                <w:color w:val="000000"/>
+                              </w:rPr>
                               <w:instrText xml:space="preserve"> SEQ Figure \* ARABIC </w:instrText>
                             </w:r>
                             <w:r>
-                              <w:rPr/>
+                              <w:rPr>
+                                <w:color w:val="000000"/>
+                              </w:rPr>
                               <w:fldChar w:fldCharType="separate"/>
                             </w:r>
                             <w:r>
-                              <w:rPr/>
+                              <w:rPr>
+                                <w:color w:val="000000"/>
+                              </w:rPr>
                               <w:t>3</w:t>
                             </w:r>
                             <w:r>
-                              <w:rPr/>
+                              <w:rPr>
+                                <w:color w:val="000000"/>
+                              </w:rPr>
                               <w:fldChar w:fldCharType="end"/>
                             </w:r>
                             <w:r>
-                              <w:rPr/>
+                              <w:rPr>
+                                <w:color w:val="000000"/>
+                              </w:rPr>
                               <w:t>: Planetary gear system</w:t>
                             </w:r>
                           </w:p>
@@ -6314,12 +6319,14 @@
                         <w:rPr/>
                       </w:pPr>
                       <w:r>
-                        <w:rPr/>
+                        <w:rPr>
+                          <w:color w:val="000000"/>
+                        </w:rPr>
                         <w:drawing>
                           <wp:inline distT="0" distB="0" distL="0" distR="0">
                             <wp:extent cx="4795520" cy="2070735"/>
                             <wp:effectExtent l="0" t="0" r="0" b="0"/>
-                            <wp:docPr id="47" name="Image28" descr="" title=""/>
+                            <wp:docPr id="44" name="Image28" descr="" title=""/>
                             <wp:cNvGraphicFramePr>
                               <a:graphicFrameLocks xmlns:a="http://schemas.openxmlformats.org/drawingml/2006/main" noChangeAspect="1"/>
                             </wp:cNvGraphicFramePr>
@@ -6327,7 +6334,7 @@
                               <a:graphicData uri="http://schemas.openxmlformats.org/drawingml/2006/picture">
                                 <pic:pic xmlns:pic="http://schemas.openxmlformats.org/drawingml/2006/picture">
                                   <pic:nvPicPr>
-                                    <pic:cNvPr id="47" name="Image28" descr="" title=""/>
+                                    <pic:cNvPr id="44" name="Image28" descr="" title=""/>
                                     <pic:cNvPicPr>
                                       <a:picLocks noChangeAspect="1" noChangeArrowheads="1"/>
                                     </pic:cNvPicPr>
@@ -6354,31 +6361,45 @@
                         </w:drawing>
                       </w:r>
                       <w:r>
-                        <w:rPr/>
+                        <w:rPr>
+                          <w:color w:val="000000"/>
+                        </w:rPr>
                         <w:t xml:space="preserve">Figure </w:t>
                       </w:r>
                       <w:r>
-                        <w:rPr/>
+                        <w:rPr>
+                          <w:color w:val="000000"/>
+                        </w:rPr>
                         <w:fldChar w:fldCharType="begin"/>
                       </w:r>
                       <w:r>
-                        <w:rPr/>
+                        <w:rPr>
+                          <w:color w:val="000000"/>
+                        </w:rPr>
                         <w:instrText xml:space="preserve"> SEQ Figure \* ARABIC </w:instrText>
                       </w:r>
                       <w:r>
-                        <w:rPr/>
+                        <w:rPr>
+                          <w:color w:val="000000"/>
+                        </w:rPr>
                         <w:fldChar w:fldCharType="separate"/>
                       </w:r>
                       <w:r>
-                        <w:rPr/>
+                        <w:rPr>
+                          <w:color w:val="000000"/>
+                        </w:rPr>
                         <w:t>3</w:t>
                       </w:r>
                       <w:r>
-                        <w:rPr/>
+                        <w:rPr>
+                          <w:color w:val="000000"/>
+                        </w:rPr>
                         <w:fldChar w:fldCharType="end"/>
                       </w:r>
                       <w:r>
-                        <w:rPr/>
+                        <w:rPr>
+                          <w:color w:val="000000"/>
+                        </w:rPr>
                         <w:t>: Planetary gear system</w:t>
                       </w:r>
                     </w:p>
@@ -6548,7 +6569,7 @@
           <w:tab w:val="left" w:pos="0" w:leader="none"/>
         </w:tabs>
         <w:suppressAutoHyphens w:val="true"/>
-        <w:overflowPunct w:val="false"/>
+        <w:overflowPunct w:val="true"/>
         <w:bidi w:val="0"/>
         <w:spacing w:lineRule="auto" w:line="276" w:before="0" w:after="26"/>
         <w:jc w:val="start"/>
@@ -6568,7 +6589,7 @@
           <w:tab w:val="left" w:pos="0" w:leader="none"/>
         </w:tabs>
         <w:suppressAutoHyphens w:val="true"/>
-        <w:overflowPunct w:val="false"/>
+        <w:overflowPunct w:val="true"/>
         <w:bidi w:val="0"/>
         <w:spacing w:before="0" w:after="26"/>
         <w:ind w:hanging="0" w:start="0" w:end="0"/>
@@ -6585,28 +6606,7 @@
           <w:sz w:val="36"/>
           <w:szCs w:val="36"/>
         </w:rPr>
-        <w:t>4</w:t>
-      </w:r>
-      <w:r>
-        <w:rPr>
-          <w:sz w:val="36"/>
-          <w:szCs w:val="36"/>
-        </w:rPr>
-        <w:t xml:space="preserve">. </w:t>
-      </w:r>
-      <w:r>
-        <w:rPr>
-          <w:sz w:val="36"/>
-          <w:szCs w:val="36"/>
-        </w:rPr>
-        <w:t>Upload</w:t>
-      </w:r>
-      <w:r>
-        <w:rPr>
-          <w:sz w:val="36"/>
-          <w:szCs w:val="36"/>
-        </w:rPr>
-        <w:t xml:space="preserve"> the Pedro Program</w:t>
+        <w:t>4. Upload the Pedro Program</w:t>
       </w:r>
     </w:p>
     <w:p>
@@ -6618,7 +6618,7 @@
           <w:tab w:val="left" w:pos="0" w:leader="none"/>
         </w:tabs>
         <w:suppressAutoHyphens w:val="true"/>
-        <w:overflowPunct w:val="false"/>
+        <w:overflowPunct w:val="true"/>
         <w:bidi w:val="0"/>
         <w:spacing w:before="0" w:after="26"/>
         <w:ind w:hanging="0" w:start="0" w:end="0"/>
@@ -6763,7 +6763,7 @@
       </w:pPr>
       <w:r>
         <w:drawing>
-          <wp:anchor behindDoc="0" distT="0" distB="0" distL="0" distR="0" simplePos="0" locked="0" layoutInCell="0" allowOverlap="1" relativeHeight="67">
+          <wp:anchor behindDoc="0" distT="0" distB="0" distL="0" distR="0" simplePos="0" locked="0" layoutInCell="0" allowOverlap="1" relativeHeight="63">
             <wp:simplePos x="0" y="0"/>
             <wp:positionH relativeFrom="column">
               <wp:posOffset>5083175</wp:posOffset>
@@ -6774,7 +6774,7 @@
             <wp:extent cx="1183005" cy="1245870"/>
             <wp:effectExtent l="0" t="0" r="0" b="0"/>
             <wp:wrapSquare wrapText="largest"/>
-            <wp:docPr id="45" name="Image25" descr="" title=""/>
+            <wp:docPr id="42" name="Image25" descr="" title=""/>
             <wp:cNvGraphicFramePr>
               <a:graphicFrameLocks xmlns:a="http://schemas.openxmlformats.org/drawingml/2006/main" noChangeAspect="1"/>
             </wp:cNvGraphicFramePr>
@@ -6782,7 +6782,7 @@
               <a:graphicData uri="http://schemas.openxmlformats.org/drawingml/2006/picture">
                 <pic:pic xmlns:pic="http://schemas.openxmlformats.org/drawingml/2006/picture">
                   <pic:nvPicPr>
-                    <pic:cNvPr id="45" name="Image25" descr="" title=""/>
+                    <pic:cNvPr id="42" name="Image25" descr="" title=""/>
                     <pic:cNvPicPr>
                       <a:picLocks noChangeAspect="1" noChangeArrowheads="1"/>
                     </pic:cNvPicPr>
@@ -7140,7 +7140,7 @@
       <w:r>
         <w:rPr/>
         <w:drawing>
-          <wp:anchor behindDoc="0" distT="0" distB="0" distL="0" distR="0" simplePos="0" locked="0" layoutInCell="0" allowOverlap="1" relativeHeight="68">
+          <wp:anchor behindDoc="0" distT="0" distB="0" distL="0" distR="0" simplePos="0" locked="0" layoutInCell="0" allowOverlap="1" relativeHeight="64">
             <wp:simplePos x="0" y="0"/>
             <wp:positionH relativeFrom="column">
               <wp:posOffset>1645285</wp:posOffset>
@@ -7151,7 +7151,7 @@
             <wp:extent cx="3040380" cy="2604770"/>
             <wp:effectExtent l="0" t="0" r="0" b="0"/>
             <wp:wrapSquare wrapText="left"/>
-            <wp:docPr id="46" name="Image35 Copy 1" descr="" title=""/>
+            <wp:docPr id="43" name="Image35 Copy 1" descr="" title=""/>
             <wp:cNvGraphicFramePr>
               <a:graphicFrameLocks xmlns:a="http://schemas.openxmlformats.org/drawingml/2006/main" noChangeAspect="1"/>
             </wp:cNvGraphicFramePr>
@@ -7159,7 +7159,7 @@
               <a:graphicData uri="http://schemas.openxmlformats.org/drawingml/2006/picture">
                 <pic:pic xmlns:pic="http://schemas.openxmlformats.org/drawingml/2006/picture">
                   <pic:nvPicPr>
-                    <pic:cNvPr id="46" name="Image35 Copy 1" descr="" title=""/>
+                    <pic:cNvPr id="43" name="Image35 Copy 1" descr="" title=""/>
                     <pic:cNvPicPr>
                       <a:picLocks noChangeAspect="1" noChangeArrowheads="1"/>
                     </pic:cNvPicPr>
@@ -7264,18 +7264,7 @@
           <w:iCs w:val="false"/>
           <w:u w:val="none"/>
         </w:rPr>
-        <w:t>5</w:t>
-      </w:r>
-      <w:r>
-        <w:rPr>
-          <w:rStyle w:val="Strong"/>
-          <w:b/>
-          <w:bCs/>
-          <w:i w:val="false"/>
-          <w:iCs w:val="false"/>
-          <w:u w:val="none"/>
-        </w:rPr>
-        <w:t xml:space="preserve">.  </w:t>
+        <w:t xml:space="preserve">5.  </w:t>
       </w:r>
       <w:r>
         <w:rPr>
@@ -7300,7 +7289,7 @@
           <w:tab w:val="left" w:pos="0" w:leader="none"/>
         </w:tabs>
         <w:suppressAutoHyphens w:val="true"/>
-        <w:overflowPunct w:val="true"/>
+        <w:overflowPunct w:val="false"/>
         <w:bidi w:val="0"/>
         <w:spacing w:before="0" w:after="26"/>
         <w:ind w:hanging="0" w:start="0" w:end="0"/>
@@ -7355,7 +7344,7 @@
           <w:tab w:val="left" w:pos="0" w:leader="none"/>
         </w:tabs>
         <w:suppressAutoHyphens w:val="true"/>
-        <w:overflowPunct w:val="true"/>
+        <w:overflowPunct w:val="false"/>
         <w:bidi w:val="0"/>
         <w:spacing w:before="0" w:after="26"/>
         <w:ind w:hanging="0" w:start="0" w:end="0"/>
@@ -7585,7 +7574,7 @@
                   <wp:extent cx="3129280" cy="2426970"/>
                   <wp:effectExtent l="0" t="0" r="0" b="0"/>
                   <wp:wrapNone/>
-                  <wp:docPr id="47" name="Image3 Copy 1" descr="" title=""/>
+                  <wp:docPr id="44" name="Image3 Copy 1" descr="" title=""/>
                   <wp:cNvGraphicFramePr>
                     <a:graphicFrameLocks xmlns:a="http://schemas.openxmlformats.org/drawingml/2006/main" noChangeAspect="1"/>
                   </wp:cNvGraphicFramePr>
@@ -7593,7 +7582,7 @@
                     <a:graphicData uri="http://schemas.openxmlformats.org/drawingml/2006/picture">
                       <pic:pic xmlns:pic="http://schemas.openxmlformats.org/drawingml/2006/picture">
                         <pic:nvPicPr>
-                          <pic:cNvPr id="47" name="Image3 Copy 1" descr="" title=""/>
+                          <pic:cNvPr id="44" name="Image3 Copy 1" descr="" title=""/>
                           <pic:cNvPicPr>
                             <a:picLocks noChangeAspect="1" noChangeArrowheads="1"/>
                           </pic:cNvPicPr>
@@ -7631,7 +7620,7 @@
                   <wp:extent cx="2838450" cy="1826895"/>
                   <wp:effectExtent l="0" t="0" r="0" b="0"/>
                   <wp:wrapNone/>
-                  <wp:docPr id="48" name="Image2 Copy 1" descr="" title=""/>
+                  <wp:docPr id="45" name="Image2 Copy 1" descr="" title=""/>
                   <wp:cNvGraphicFramePr>
                     <a:graphicFrameLocks xmlns:a="http://schemas.openxmlformats.org/drawingml/2006/main" noChangeAspect="1"/>
                   </wp:cNvGraphicFramePr>
@@ -7639,7 +7628,7 @@
                     <a:graphicData uri="http://schemas.openxmlformats.org/drawingml/2006/picture">
                       <pic:pic xmlns:pic="http://schemas.openxmlformats.org/drawingml/2006/picture">
                         <pic:nvPicPr>
-                          <pic:cNvPr id="48" name="Image2 Copy 1" descr="" title=""/>
+                          <pic:cNvPr id="45" name="Image2 Copy 1" descr="" title=""/>
                           <pic:cNvPicPr>
                             <a:picLocks noChangeAspect="1" noChangeArrowheads="1"/>
                           </pic:cNvPicPr>
@@ -7677,7 +7666,7 @@
                   <wp:extent cx="2962275" cy="1962150"/>
                   <wp:effectExtent l="0" t="0" r="0" b="0"/>
                   <wp:wrapSquare wrapText="largest"/>
-                  <wp:docPr id="49" name="Image29" descr="" title=""/>
+                  <wp:docPr id="46" name="Image29" descr="" title=""/>
                   <wp:cNvGraphicFramePr>
                     <a:graphicFrameLocks xmlns:a="http://schemas.openxmlformats.org/drawingml/2006/main" noChangeAspect="1"/>
                   </wp:cNvGraphicFramePr>
@@ -7685,7 +7674,7 @@
                     <a:graphicData uri="http://schemas.openxmlformats.org/drawingml/2006/picture">
                       <pic:pic xmlns:pic="http://schemas.openxmlformats.org/drawingml/2006/picture">
                         <pic:nvPicPr>
-                          <pic:cNvPr id="49" name="Image29" descr="" title=""/>
+                          <pic:cNvPr id="46" name="Image29" descr="" title=""/>
                           <pic:cNvPicPr>
                             <a:picLocks noChangeAspect="1" noChangeArrowheads="1"/>
                           </pic:cNvPicPr>
@@ -7959,7 +7948,7 @@
                   <wp:extent cx="2573655" cy="1718310"/>
                   <wp:effectExtent l="0" t="0" r="0" b="0"/>
                   <wp:wrapNone/>
-                  <wp:docPr id="50" name="Image4 Copy 1" descr="" title=""/>
+                  <wp:docPr id="47" name="Image4 Copy 1" descr="" title=""/>
                   <wp:cNvGraphicFramePr>
                     <a:graphicFrameLocks xmlns:a="http://schemas.openxmlformats.org/drawingml/2006/main" noChangeAspect="1"/>
                   </wp:cNvGraphicFramePr>
@@ -7967,7 +7956,7 @@
                     <a:graphicData uri="http://schemas.openxmlformats.org/drawingml/2006/picture">
                       <pic:pic xmlns:pic="http://schemas.openxmlformats.org/drawingml/2006/picture">
                         <pic:nvPicPr>
-                          <pic:cNvPr id="50" name="Image4 Copy 1" descr="" title=""/>
+                          <pic:cNvPr id="47" name="Image4 Copy 1" descr="" title=""/>
                           <pic:cNvPicPr>
                             <a:picLocks noChangeAspect="1" noChangeArrowheads="1"/>
                           </pic:cNvPicPr>
@@ -8029,7 +8018,7 @@
                   <wp:extent cx="2078990" cy="1804035"/>
                   <wp:effectExtent l="0" t="0" r="0" b="0"/>
                   <wp:wrapNone/>
-                  <wp:docPr id="51" name="Image5 Copy 1" descr="" title=""/>
+                  <wp:docPr id="48" name="Image5 Copy 1" descr="" title=""/>
                   <wp:cNvGraphicFramePr>
                     <a:graphicFrameLocks xmlns:a="http://schemas.openxmlformats.org/drawingml/2006/main" noChangeAspect="1"/>
                   </wp:cNvGraphicFramePr>
@@ -8037,7 +8026,7 @@
                     <a:graphicData uri="http://schemas.openxmlformats.org/drawingml/2006/picture">
                       <pic:pic xmlns:pic="http://schemas.openxmlformats.org/drawingml/2006/picture">
                         <pic:nvPicPr>
-                          <pic:cNvPr id="51" name="Image5 Copy 1" descr="" title=""/>
+                          <pic:cNvPr id="48" name="Image5 Copy 1" descr="" title=""/>
                           <pic:cNvPicPr>
                             <a:picLocks noChangeAspect="1" noChangeArrowheads="1"/>
                           </pic:cNvPicPr>
@@ -8098,7 +8087,7 @@
                   <wp:extent cx="2550795" cy="1601470"/>
                   <wp:effectExtent l="0" t="0" r="0" b="0"/>
                   <wp:wrapNone/>
-                  <wp:docPr id="52" name="Image6 Copy 1" descr="" title=""/>
+                  <wp:docPr id="49" name="Image6 Copy 1" descr="" title=""/>
                   <wp:cNvGraphicFramePr>
                     <a:graphicFrameLocks xmlns:a="http://schemas.openxmlformats.org/drawingml/2006/main" noChangeAspect="1"/>
                   </wp:cNvGraphicFramePr>
@@ -8106,7 +8095,7 @@
                     <a:graphicData uri="http://schemas.openxmlformats.org/drawingml/2006/picture">
                       <pic:pic xmlns:pic="http://schemas.openxmlformats.org/drawingml/2006/picture">
                         <pic:nvPicPr>
-                          <pic:cNvPr id="52" name="Image6 Copy 1" descr="" title=""/>
+                          <pic:cNvPr id="49" name="Image6 Copy 1" descr="" title=""/>
                           <pic:cNvPicPr>
                             <a:picLocks noChangeAspect="1" noChangeArrowheads="1"/>
                           </pic:cNvPicPr>
@@ -8163,7 +8152,7 @@
                   <wp:extent cx="2017395" cy="1520190"/>
                   <wp:effectExtent l="0" t="0" r="0" b="0"/>
                   <wp:wrapNone/>
-                  <wp:docPr id="53" name="Image8 Copy 1 Copy 1" descr="" title=""/>
+                  <wp:docPr id="50" name="Image8 Copy 1 Copy 1" descr="" title=""/>
                   <wp:cNvGraphicFramePr>
                     <a:graphicFrameLocks xmlns:a="http://schemas.openxmlformats.org/drawingml/2006/main" noChangeAspect="1"/>
                   </wp:cNvGraphicFramePr>
@@ -8171,7 +8160,7 @@
                     <a:graphicData uri="http://schemas.openxmlformats.org/drawingml/2006/picture">
                       <pic:pic xmlns:pic="http://schemas.openxmlformats.org/drawingml/2006/picture">
                         <pic:nvPicPr>
-                          <pic:cNvPr id="53" name="Image8 Copy 1 Copy 1" descr="" title=""/>
+                          <pic:cNvPr id="50" name="Image8 Copy 1 Copy 1" descr="" title=""/>
                           <pic:cNvPicPr>
                             <a:picLocks noChangeAspect="1" noChangeArrowheads="1"/>
                           </pic:cNvPicPr>
@@ -8234,7 +8223,7 @@
         <w:keepNext w:val="true"/>
         <w:widowControl/>
         <w:suppressAutoHyphens w:val="true"/>
-        <w:overflowPunct w:val="true"/>
+        <w:overflowPunct w:val="false"/>
         <w:bidi w:val="0"/>
         <w:ind w:hanging="0" w:start="0"/>
         <w:jc w:val="start"/>
@@ -8273,7 +8262,7 @@
           <w:tab w:val="left" w:pos="0" w:leader="none"/>
         </w:tabs>
         <w:suppressAutoHyphens w:val="true"/>
-        <w:overflowPunct w:val="true"/>
+        <w:overflowPunct w:val="false"/>
         <w:bidi w:val="0"/>
         <w:spacing w:before="0" w:after="26"/>
         <w:ind w:hanging="0" w:start="0" w:end="0"/>
@@ -8313,7 +8302,7 @@
             <wp:extent cx="1690370" cy="1101725"/>
             <wp:effectExtent l="0" t="0" r="0" b="0"/>
             <wp:wrapNone/>
-            <wp:docPr id="54" name="Image9" descr="" title=""/>
+            <wp:docPr id="51" name="Image9" descr="" title=""/>
             <wp:cNvGraphicFramePr>
               <a:graphicFrameLocks xmlns:a="http://schemas.openxmlformats.org/drawingml/2006/main" noChangeAspect="1"/>
             </wp:cNvGraphicFramePr>
@@ -8321,7 +8310,7 @@
               <a:graphicData uri="http://schemas.openxmlformats.org/drawingml/2006/picture">
                 <pic:pic xmlns:pic="http://schemas.openxmlformats.org/drawingml/2006/picture">
                   <pic:nvPicPr>
-                    <pic:cNvPr id="54" name="Image9" descr="" title=""/>
+                    <pic:cNvPr id="51" name="Image9" descr="" title=""/>
                     <pic:cNvPicPr>
                       <a:picLocks noChangeAspect="1" noChangeArrowheads="1"/>
                     </pic:cNvPicPr>
@@ -8398,7 +8387,7 @@
                   <wp:extent cx="2254885" cy="1648460"/>
                   <wp:effectExtent l="0" t="0" r="0" b="0"/>
                   <wp:wrapSquare wrapText="largest"/>
-                  <wp:docPr id="55" name="Image30" descr="" title=""/>
+                  <wp:docPr id="52" name="Image30" descr="" title=""/>
                   <wp:cNvGraphicFramePr>
                     <a:graphicFrameLocks xmlns:a="http://schemas.openxmlformats.org/drawingml/2006/main" noChangeAspect="1"/>
                   </wp:cNvGraphicFramePr>
@@ -8406,7 +8395,7 @@
                     <a:graphicData uri="http://schemas.openxmlformats.org/drawingml/2006/picture">
                       <pic:pic xmlns:pic="http://schemas.openxmlformats.org/drawingml/2006/picture">
                         <pic:nvPicPr>
-                          <pic:cNvPr id="55" name="Image30" descr="" title=""/>
+                          <pic:cNvPr id="52" name="Image30" descr="" title=""/>
                           <pic:cNvPicPr>
                             <a:picLocks noChangeAspect="1" noChangeArrowheads="1"/>
                           </pic:cNvPicPr>
@@ -8486,7 +8475,7 @@
                   <wp:extent cx="1671955" cy="1155700"/>
                   <wp:effectExtent l="0" t="0" r="0" b="0"/>
                   <wp:wrapNone/>
-                  <wp:docPr id="56" name="Image10" descr="" title=""/>
+                  <wp:docPr id="53" name="Image10" descr="" title=""/>
                   <wp:cNvGraphicFramePr>
                     <a:graphicFrameLocks xmlns:a="http://schemas.openxmlformats.org/drawingml/2006/main" noChangeAspect="1"/>
                   </wp:cNvGraphicFramePr>
@@ -8494,7 +8483,7 @@
                     <a:graphicData uri="http://schemas.openxmlformats.org/drawingml/2006/picture">
                       <pic:pic xmlns:pic="http://schemas.openxmlformats.org/drawingml/2006/picture">
                         <pic:nvPicPr>
-                          <pic:cNvPr id="56" name="Image10" descr="" title=""/>
+                          <pic:cNvPr id="53" name="Image10" descr="" title=""/>
                           <pic:cNvPicPr>
                             <a:picLocks noChangeAspect="1" noChangeArrowheads="1"/>
                           </pic:cNvPicPr>
@@ -8551,7 +8540,7 @@
                   <wp:extent cx="1213485" cy="1506220"/>
                   <wp:effectExtent l="0" t="0" r="0" b="0"/>
                   <wp:wrapSquare wrapText="largest"/>
-                  <wp:docPr id="57" name="Image11" descr="" title=""/>
+                  <wp:docPr id="54" name="Image11" descr="" title=""/>
                   <wp:cNvGraphicFramePr>
                     <a:graphicFrameLocks xmlns:a="http://schemas.openxmlformats.org/drawingml/2006/main" noChangeAspect="1"/>
                   </wp:cNvGraphicFramePr>
@@ -8559,7 +8548,7 @@
                     <a:graphicData uri="http://schemas.openxmlformats.org/drawingml/2006/picture">
                       <pic:pic xmlns:pic="http://schemas.openxmlformats.org/drawingml/2006/picture">
                         <pic:nvPicPr>
-                          <pic:cNvPr id="57" name="Image11" descr="" title=""/>
+                          <pic:cNvPr id="54" name="Image11" descr="" title=""/>
                           <pic:cNvPicPr>
                             <a:picLocks noChangeAspect="1" noChangeArrowheads="1"/>
                           </pic:cNvPicPr>
@@ -8621,7 +8610,7 @@
                   <wp:extent cx="2739390" cy="1137285"/>
                   <wp:effectExtent l="0" t="0" r="0" b="0"/>
                   <wp:wrapNone/>
-                  <wp:docPr id="58" name="Image12" descr="" title=""/>
+                  <wp:docPr id="55" name="Image12" descr="" title=""/>
                   <wp:cNvGraphicFramePr>
                     <a:graphicFrameLocks xmlns:a="http://schemas.openxmlformats.org/drawingml/2006/main" noChangeAspect="1"/>
                   </wp:cNvGraphicFramePr>
@@ -8629,7 +8618,7 @@
                     <a:graphicData uri="http://schemas.openxmlformats.org/drawingml/2006/picture">
                       <pic:pic xmlns:pic="http://schemas.openxmlformats.org/drawingml/2006/picture">
                         <pic:nvPicPr>
-                          <pic:cNvPr id="58" name="Image12" descr="" title=""/>
+                          <pic:cNvPr id="55" name="Image12" descr="" title=""/>
                           <pic:cNvPicPr>
                             <a:picLocks noChangeAspect="1" noChangeArrowheads="1"/>
                           </pic:cNvPicPr>
@@ -8705,7 +8694,7 @@
                   <wp:extent cx="3011805" cy="1254125"/>
                   <wp:effectExtent l="0" t="0" r="0" b="0"/>
                   <wp:wrapNone/>
-                  <wp:docPr id="59" name="Image14" descr="" title=""/>
+                  <wp:docPr id="56" name="Image14" descr="" title=""/>
                   <wp:cNvGraphicFramePr>
                     <a:graphicFrameLocks xmlns:a="http://schemas.openxmlformats.org/drawingml/2006/main" noChangeAspect="1"/>
                   </wp:cNvGraphicFramePr>
@@ -8713,7 +8702,7 @@
                     <a:graphicData uri="http://schemas.openxmlformats.org/drawingml/2006/picture">
                       <pic:pic xmlns:pic="http://schemas.openxmlformats.org/drawingml/2006/picture">
                         <pic:nvPicPr>
-                          <pic:cNvPr id="59" name="Image14" descr="" title=""/>
+                          <pic:cNvPr id="56" name="Image14" descr="" title=""/>
                           <pic:cNvPicPr>
                             <a:picLocks noChangeAspect="1" noChangeArrowheads="1"/>
                           </pic:cNvPicPr>
@@ -8847,7 +8836,7 @@
                   <wp:extent cx="2475230" cy="1137920"/>
                   <wp:effectExtent l="0" t="0" r="0" b="0"/>
                   <wp:wrapNone/>
-                  <wp:docPr id="60" name="Image13" descr="" title=""/>
+                  <wp:docPr id="57" name="Image13" descr="" title=""/>
                   <wp:cNvGraphicFramePr>
                     <a:graphicFrameLocks xmlns:a="http://schemas.openxmlformats.org/drawingml/2006/main" noChangeAspect="1"/>
                   </wp:cNvGraphicFramePr>
@@ -8855,7 +8844,7 @@
                     <a:graphicData uri="http://schemas.openxmlformats.org/drawingml/2006/picture">
                       <pic:pic xmlns:pic="http://schemas.openxmlformats.org/drawingml/2006/picture">
                         <pic:nvPicPr>
-                          <pic:cNvPr id="60" name="Image13" descr="" title=""/>
+                          <pic:cNvPr id="57" name="Image13" descr="" title=""/>
                           <pic:cNvPicPr>
                             <a:picLocks noChangeAspect="1" noChangeArrowheads="1"/>
                           </pic:cNvPicPr>
@@ -8913,7 +8902,7 @@
                   <wp:extent cx="2914015" cy="1442085"/>
                   <wp:effectExtent l="0" t="0" r="0" b="0"/>
                   <wp:wrapNone/>
-                  <wp:docPr id="61" name="Image15 Copy 1" descr="" title=""/>
+                  <wp:docPr id="58" name="Image15 Copy 1" descr="" title=""/>
                   <wp:cNvGraphicFramePr>
                     <a:graphicFrameLocks xmlns:a="http://schemas.openxmlformats.org/drawingml/2006/main" noChangeAspect="1"/>
                   </wp:cNvGraphicFramePr>
@@ -8921,7 +8910,7 @@
                     <a:graphicData uri="http://schemas.openxmlformats.org/drawingml/2006/picture">
                       <pic:pic xmlns:pic="http://schemas.openxmlformats.org/drawingml/2006/picture">
                         <pic:nvPicPr>
-                          <pic:cNvPr id="61" name="Image15 Copy 1" descr="" title=""/>
+                          <pic:cNvPr id="58" name="Image15 Copy 1" descr="" title=""/>
                           <pic:cNvPicPr>
                             <a:picLocks noChangeAspect="1" noChangeArrowheads="1"/>
                           </pic:cNvPicPr>
@@ -9016,7 +9005,7 @@
           <w:tab w:val="left" w:pos="0" w:leader="none"/>
         </w:tabs>
         <w:suppressAutoHyphens w:val="true"/>
-        <w:overflowPunct w:val="true"/>
+        <w:overflowPunct w:val="false"/>
         <w:bidi w:val="0"/>
         <w:spacing w:before="0" w:after="26"/>
         <w:ind w:hanging="0" w:start="0" w:end="0"/>
@@ -9095,7 +9084,7 @@
                   <wp:extent cx="2037080" cy="2177415"/>
                   <wp:effectExtent l="0" t="0" r="0" b="0"/>
                   <wp:wrapNone/>
-                  <wp:docPr id="62" name="Image16 Copy 1 Copy 1" descr="" title=""/>
+                  <wp:docPr id="59" name="Image16 Copy 1 Copy 1" descr="" title=""/>
                   <wp:cNvGraphicFramePr>
                     <a:graphicFrameLocks xmlns:a="http://schemas.openxmlformats.org/drawingml/2006/main" noChangeAspect="1"/>
                   </wp:cNvGraphicFramePr>
@@ -9103,7 +9092,7 @@
                     <a:graphicData uri="http://schemas.openxmlformats.org/drawingml/2006/picture">
                       <pic:pic xmlns:pic="http://schemas.openxmlformats.org/drawingml/2006/picture">
                         <pic:nvPicPr>
-                          <pic:cNvPr id="62" name="Image16 Copy 1 Copy 1" descr="" title=""/>
+                          <pic:cNvPr id="59" name="Image16 Copy 1 Copy 1" descr="" title=""/>
                           <pic:cNvPicPr>
                             <a:picLocks noChangeAspect="1" noChangeArrowheads="1"/>
                           </pic:cNvPicPr>
@@ -9161,7 +9150,7 @@
                   <wp:extent cx="2138680" cy="2327275"/>
                   <wp:effectExtent l="0" t="0" r="0" b="0"/>
                   <wp:wrapNone/>
-                  <wp:docPr id="63" name="Image20 Copy 1" descr="" title=""/>
+                  <wp:docPr id="60" name="Image20 Copy 1" descr="" title=""/>
                   <wp:cNvGraphicFramePr>
                     <a:graphicFrameLocks xmlns:a="http://schemas.openxmlformats.org/drawingml/2006/main" noChangeAspect="1"/>
                   </wp:cNvGraphicFramePr>
@@ -9169,7 +9158,7 @@
                     <a:graphicData uri="http://schemas.openxmlformats.org/drawingml/2006/picture">
                       <pic:pic xmlns:pic="http://schemas.openxmlformats.org/drawingml/2006/picture">
                         <pic:nvPicPr>
-                          <pic:cNvPr id="63" name="Image20 Copy 1" descr="" title=""/>
+                          <pic:cNvPr id="60" name="Image20 Copy 1" descr="" title=""/>
                           <pic:cNvPicPr>
                             <a:picLocks noChangeAspect="1" noChangeArrowheads="1"/>
                           </pic:cNvPicPr>
@@ -9229,7 +9218,7 @@
                   <wp:extent cx="2340610" cy="2415540"/>
                   <wp:effectExtent l="0" t="0" r="0" b="0"/>
                   <wp:wrapNone/>
-                  <wp:docPr id="64" name="Image17 Copy 1" descr="" title=""/>
+                  <wp:docPr id="61" name="Image17 Copy 1" descr="" title=""/>
                   <wp:cNvGraphicFramePr>
                     <a:graphicFrameLocks xmlns:a="http://schemas.openxmlformats.org/drawingml/2006/main" noChangeAspect="1"/>
                   </wp:cNvGraphicFramePr>
@@ -9237,7 +9226,7 @@
                     <a:graphicData uri="http://schemas.openxmlformats.org/drawingml/2006/picture">
                       <pic:pic xmlns:pic="http://schemas.openxmlformats.org/drawingml/2006/picture">
                         <pic:nvPicPr>
-                          <pic:cNvPr id="64" name="Image17 Copy 1" descr="" title=""/>
+                          <pic:cNvPr id="61" name="Image17 Copy 1" descr="" title=""/>
                           <pic:cNvPicPr>
                             <a:picLocks noChangeAspect="1" noChangeArrowheads="1"/>
                           </pic:cNvPicPr>
@@ -9294,7 +9283,7 @@
                   <wp:extent cx="3021330" cy="2503805"/>
                   <wp:effectExtent l="0" t="0" r="0" b="0"/>
                   <wp:wrapNone/>
-                  <wp:docPr id="65" name="Image19" descr="" title=""/>
+                  <wp:docPr id="62" name="Image19" descr="" title=""/>
                   <wp:cNvGraphicFramePr>
                     <a:graphicFrameLocks xmlns:a="http://schemas.openxmlformats.org/drawingml/2006/main" noChangeAspect="1"/>
                   </wp:cNvGraphicFramePr>
@@ -9302,7 +9291,7 @@
                     <a:graphicData uri="http://schemas.openxmlformats.org/drawingml/2006/picture">
                       <pic:pic xmlns:pic="http://schemas.openxmlformats.org/drawingml/2006/picture">
                         <pic:nvPicPr>
-                          <pic:cNvPr id="65" name="Image19" descr="" title=""/>
+                          <pic:cNvPr id="62" name="Image19" descr="" title=""/>
                           <pic:cNvPicPr>
                             <a:picLocks noChangeAspect="1" noChangeArrowheads="1"/>
                           </pic:cNvPicPr>
@@ -9366,7 +9355,7 @@
           <w:numId w:val="1"/>
         </w:numPr>
         <w:suppressAutoHyphens w:val="true"/>
-        <w:overflowPunct w:val="true"/>
+        <w:overflowPunct w:val="false"/>
         <w:bidi w:val="0"/>
         <w:ind w:hanging="0" w:start="0"/>
         <w:jc w:val="start"/>
@@ -9386,21 +9375,7 @@
           <w:u w:val="none"/>
           <w:lang w:val="fr-FR" w:eastAsia="zh-CN" w:bidi="hi-IN"/>
         </w:rPr>
-        <w:t>6</w:t>
-      </w:r>
-      <w:r>
-        <w:rPr>
-          <w:rStyle w:val="Strong"/>
-          <w:b/>
-          <w:bCs/>
-          <w:i w:val="false"/>
-          <w:iCs w:val="false"/>
-          <w:color w:val="auto"/>
-          <w:kern w:val="2"/>
-          <w:u w:val="none"/>
-          <w:lang w:val="fr-FR" w:eastAsia="zh-CN" w:bidi="hi-IN"/>
-        </w:rPr>
-        <w:t>. Reflection Discussion</w:t>
+        <w:t>6. Reflection Discussion</w:t>
       </w:r>
     </w:p>
     <w:p>
@@ -9537,12 +9512,18 @@
       <w:pPr>
         <w:pStyle w:val="Heading2"/>
         <w:bidi w:val="0"/>
+        <w:ind w:hanging="0" w:start="0"/>
         <w:rPr>
           <w:rStyle w:val="Strong"/>
-        </w:rPr>
-      </w:pPr>
-      <w:r>
-        <w:rPr/>
+          <w:b w:val="false"/>
+          <w:bCs w:val="false"/>
+        </w:rPr>
+      </w:pPr>
+      <w:r>
+        <w:rPr>
+          <w:b w:val="false"/>
+          <w:bCs w:val="false"/>
+        </w:rPr>
       </w:r>
     </w:p>
     <w:p>
@@ -9650,7 +9631,7 @@
           <w:tab w:val="left" w:pos="0" w:leader="none"/>
         </w:tabs>
         <w:suppressAutoHyphens w:val="true"/>
-        <w:overflowPunct w:val="false"/>
+        <w:overflowPunct w:val="true"/>
         <w:bidi w:val="0"/>
         <w:spacing w:before="0" w:after="26"/>
         <w:ind w:hanging="0" w:start="0" w:end="0"/>
@@ -9695,7 +9676,7 @@
           <w:tab w:val="left" w:pos="0" w:leader="none"/>
         </w:tabs>
         <w:suppressAutoHyphens w:val="true"/>
-        <w:overflowPunct w:val="false"/>
+        <w:overflowPunct w:val="true"/>
         <w:bidi w:val="0"/>
         <w:spacing w:before="0" w:after="26"/>
         <w:ind w:hanging="0" w:start="0" w:end="0"/>
@@ -9732,30 +9713,19 @@
       <w:r>
         <w:rPr>
           <w:rStyle w:val="Strong"/>
-          <w:rFonts w:ascii="Liberation Serif" w:hAnsi="Liberation Serif"/>
           <w:sz w:val="24"/>
           <w:szCs w:val="24"/>
         </w:rPr>
-        <w:t>1</w:t>
-      </w:r>
-      <w:r>
-        <w:rPr>
-          <w:rStyle w:val="Strong"/>
-          <w:rFonts w:ascii="Liberation Serif" w:hAnsi="Liberation Serif"/>
-          <w:sz w:val="24"/>
-          <w:szCs w:val="24"/>
-        </w:rPr>
-        <w:t>. What is the main goal of the Pedro Lesson 1?</w:t>
-      </w:r>
-    </w:p>
-    <w:p>
-      <w:pPr>
-        <w:pStyle w:val="BodyText"/>
-        <w:rPr/>
-      </w:pPr>
-      <w:r>
-        <w:rPr>
-          <w:rFonts w:ascii="Liberation Serif" w:hAnsi="Liberation Serif"/>
+        <w:t>1. What is the main goal of the Pedro Lesson 1?</w:t>
+      </w:r>
+    </w:p>
+    <w:p>
+      <w:pPr>
+        <w:pStyle w:val="BodyText"/>
+        <w:rPr/>
+      </w:pPr>
+      <w:r>
+        <w:rPr>
           <w:sz w:val="24"/>
           <w:szCs w:val="24"/>
         </w:rPr>
@@ -9772,7 +9742,6 @@
       <w:r>
         <w:rPr>
           <w:rStyle w:val="Strong"/>
-          <w:rFonts w:ascii="Liberation Serif" w:hAnsi="Liberation Serif"/>
           <w:sz w:val="24"/>
           <w:szCs w:val="24"/>
         </w:rPr>
@@ -9780,7 +9749,6 @@
       </w:r>
       <w:r>
         <w:rPr>
-          <w:rFonts w:ascii="Liberation Serif" w:hAnsi="Liberation Serif"/>
           <w:sz w:val="24"/>
           <w:szCs w:val="24"/>
         </w:rPr>
@@ -9795,30 +9763,19 @@
       <w:r>
         <w:rPr>
           <w:rStyle w:val="Strong"/>
-          <w:rFonts w:ascii="Liberation Serif" w:hAnsi="Liberation Serif"/>
           <w:sz w:val="24"/>
           <w:szCs w:val="24"/>
         </w:rPr>
-        <w:t>2</w:t>
-      </w:r>
-      <w:r>
-        <w:rPr>
-          <w:rStyle w:val="Strong"/>
-          <w:rFonts w:ascii="Liberation Serif" w:hAnsi="Liberation Serif"/>
-          <w:sz w:val="24"/>
-          <w:szCs w:val="24"/>
-        </w:rPr>
-        <w:t>. What kind of motor does Pedro use?</w:t>
-      </w:r>
-    </w:p>
-    <w:p>
-      <w:pPr>
-        <w:pStyle w:val="BodyText"/>
-        <w:rPr/>
-      </w:pPr>
-      <w:r>
-        <w:rPr>
-          <w:rFonts w:ascii="Liberation Serif" w:hAnsi="Liberation Serif"/>
+        <w:t>2. What kind of motor does Pedro use?</w:t>
+      </w:r>
+    </w:p>
+    <w:p>
+      <w:pPr>
+        <w:pStyle w:val="BodyText"/>
+        <w:rPr/>
+      </w:pPr>
+      <w:r>
+        <w:rPr>
           <w:sz w:val="24"/>
           <w:szCs w:val="24"/>
         </w:rPr>
@@ -9835,7 +9792,6 @@
       <w:r>
         <w:rPr>
           <w:rStyle w:val="Strong"/>
-          <w:rFonts w:ascii="Liberation Serif" w:hAnsi="Liberation Serif"/>
           <w:sz w:val="24"/>
           <w:szCs w:val="24"/>
         </w:rPr>
@@ -9850,30 +9806,19 @@
       <w:r>
         <w:rPr>
           <w:rStyle w:val="Strong"/>
-          <w:rFonts w:ascii="Liberation Serif" w:hAnsi="Liberation Serif"/>
           <w:sz w:val="24"/>
           <w:szCs w:val="24"/>
         </w:rPr>
-        <w:t>3</w:t>
-      </w:r>
-      <w:r>
-        <w:rPr>
-          <w:rStyle w:val="Strong"/>
-          <w:rFonts w:ascii="Liberation Serif" w:hAnsi="Liberation Serif"/>
-          <w:sz w:val="24"/>
-          <w:szCs w:val="24"/>
-        </w:rPr>
-        <w:t>. How many servomotors are used in Pedro?</w:t>
-      </w:r>
-    </w:p>
-    <w:p>
-      <w:pPr>
-        <w:pStyle w:val="BodyText"/>
-        <w:rPr/>
-      </w:pPr>
-      <w:r>
-        <w:rPr>
-          <w:rFonts w:ascii="Liberation Serif" w:hAnsi="Liberation Serif"/>
+        <w:t>3. How many servomotors are used in Pedro?</w:t>
+      </w:r>
+    </w:p>
+    <w:p>
+      <w:pPr>
+        <w:pStyle w:val="BodyText"/>
+        <w:rPr/>
+      </w:pPr>
+      <w:r>
+        <w:rPr>
           <w:sz w:val="24"/>
           <w:szCs w:val="24"/>
         </w:rPr>
@@ -9890,7 +9835,6 @@
       <w:r>
         <w:rPr>
           <w:rStyle w:val="Strong"/>
-          <w:rFonts w:ascii="Liberation Serif" w:hAnsi="Liberation Serif"/>
           <w:sz w:val="24"/>
           <w:szCs w:val="24"/>
         </w:rPr>
@@ -9905,30 +9849,19 @@
       <w:r>
         <w:rPr>
           <w:rStyle w:val="Strong"/>
-          <w:rFonts w:ascii="Liberation Serif" w:hAnsi="Liberation Serif"/>
           <w:sz w:val="24"/>
           <w:szCs w:val="24"/>
         </w:rPr>
-        <w:t>4.</w:t>
-      </w:r>
-      <w:r>
-        <w:rPr>
-          <w:rStyle w:val="Strong"/>
-          <w:rFonts w:ascii="Liberation Serif" w:hAnsi="Liberation Serif"/>
-          <w:sz w:val="24"/>
-          <w:szCs w:val="24"/>
-        </w:rPr>
-        <w:t xml:space="preserve"> What is the purpose of the first servomotor?</w:t>
-      </w:r>
-    </w:p>
-    <w:p>
-      <w:pPr>
-        <w:pStyle w:val="BodyText"/>
-        <w:rPr/>
-      </w:pPr>
-      <w:r>
-        <w:rPr>
-          <w:rFonts w:ascii="Liberation Serif" w:hAnsi="Liberation Serif"/>
+        <w:t>4. What is the purpose of the first servomotor?</w:t>
+      </w:r>
+    </w:p>
+    <w:p>
+      <w:pPr>
+        <w:pStyle w:val="BodyText"/>
+        <w:rPr/>
+      </w:pPr>
+      <w:r>
+        <w:rPr>
           <w:sz w:val="24"/>
           <w:szCs w:val="24"/>
         </w:rPr>
@@ -9945,7 +9878,6 @@
       <w:r>
         <w:rPr>
           <w:rStyle w:val="Strong"/>
-          <w:rFonts w:ascii="Liberation Serif" w:hAnsi="Liberation Serif"/>
           <w:sz w:val="24"/>
           <w:szCs w:val="24"/>
         </w:rPr>
@@ -9960,30 +9892,19 @@
       <w:r>
         <w:rPr>
           <w:rStyle w:val="Strong"/>
-          <w:rFonts w:ascii="Liberation Serif" w:hAnsi="Liberation Serif"/>
           <w:sz w:val="24"/>
           <w:szCs w:val="24"/>
         </w:rPr>
-        <w:t>5</w:t>
-      </w:r>
-      <w:r>
-        <w:rPr>
-          <w:rStyle w:val="Strong"/>
-          <w:rFonts w:ascii="Liberation Serif" w:hAnsi="Liberation Serif"/>
-          <w:sz w:val="24"/>
-          <w:szCs w:val="24"/>
-        </w:rPr>
-        <w:t>. What does the fourth servomotor control?</w:t>
-      </w:r>
-    </w:p>
-    <w:p>
-      <w:pPr>
-        <w:pStyle w:val="BodyText"/>
-        <w:rPr/>
-      </w:pPr>
-      <w:r>
-        <w:rPr>
-          <w:rFonts w:ascii="Liberation Serif" w:hAnsi="Liberation Serif"/>
+        <w:t>5. What does the fourth servomotor control?</w:t>
+      </w:r>
+    </w:p>
+    <w:p>
+      <w:pPr>
+        <w:pStyle w:val="BodyText"/>
+        <w:rPr/>
+      </w:pPr>
+      <w:r>
+        <w:rPr>
           <w:sz w:val="24"/>
           <w:szCs w:val="24"/>
         </w:rPr>
@@ -10000,7 +9921,6 @@
       <w:r>
         <w:rPr>
           <w:rStyle w:val="Strong"/>
-          <w:rFonts w:ascii="Liberation Serif" w:hAnsi="Liberation Serif"/>
           <w:sz w:val="24"/>
           <w:szCs w:val="24"/>
         </w:rPr>
@@ -10015,30 +9935,19 @@
       <w:r>
         <w:rPr>
           <w:rStyle w:val="Strong"/>
-          <w:rFonts w:ascii="Liberation Serif" w:hAnsi="Liberation Serif"/>
           <w:sz w:val="24"/>
           <w:szCs w:val="24"/>
         </w:rPr>
-        <w:t>6</w:t>
-      </w:r>
-      <w:r>
-        <w:rPr>
-          <w:rStyle w:val="Strong"/>
-          <w:rFonts w:ascii="Liberation Serif" w:hAnsi="Liberation Serif"/>
-          <w:sz w:val="24"/>
-          <w:szCs w:val="24"/>
-        </w:rPr>
-        <w:t>. What type of bearing system does Pedro use?</w:t>
-      </w:r>
-    </w:p>
-    <w:p>
-      <w:pPr>
-        <w:pStyle w:val="BodyText"/>
-        <w:rPr/>
-      </w:pPr>
-      <w:r>
-        <w:rPr>
-          <w:rFonts w:ascii="Liberation Serif" w:hAnsi="Liberation Serif"/>
+        <w:t>6. What type of bearing system does Pedro use?</w:t>
+      </w:r>
+    </w:p>
+    <w:p>
+      <w:pPr>
+        <w:pStyle w:val="BodyText"/>
+        <w:rPr/>
+      </w:pPr>
+      <w:r>
+        <w:rPr>
           <w:sz w:val="24"/>
           <w:szCs w:val="24"/>
         </w:rPr>
@@ -10055,7 +9964,6 @@
       <w:r>
         <w:rPr>
           <w:rStyle w:val="Strong"/>
-          <w:rFonts w:ascii="Liberation Serif" w:hAnsi="Liberation Serif"/>
           <w:sz w:val="24"/>
           <w:szCs w:val="24"/>
         </w:rPr>
@@ -10073,7 +9981,10 @@
         </w:rPr>
       </w:pPr>
       <w:r>
-        <w:rPr/>
+        <w:rPr>
+          <w:sz w:val="24"/>
+          <w:szCs w:val="24"/>
+        </w:rPr>
       </w:r>
     </w:p>
     <w:p>
@@ -10087,41 +9998,33 @@
         </w:rPr>
       </w:pPr>
       <w:r>
-        <w:rPr/>
-      </w:r>
-    </w:p>
-    <w:p>
-      <w:pPr>
-        <w:pStyle w:val="BodyText"/>
-        <w:rPr/>
-      </w:pPr>
-      <w:r>
-        <w:rPr>
-          <w:rStyle w:val="Strong"/>
-          <w:rFonts w:ascii="Liberation Serif" w:hAnsi="Liberation Serif"/>
+        <w:rPr>
           <w:sz w:val="24"/>
           <w:szCs w:val="24"/>
         </w:rPr>
-        <w:t>7</w:t>
-      </w:r>
+      </w:r>
+    </w:p>
+    <w:p>
+      <w:pPr>
+        <w:pStyle w:val="BodyText"/>
+        <w:rPr/>
+      </w:pPr>
       <w:r>
         <w:rPr>
           <w:rStyle w:val="Strong"/>
-          <w:rFonts w:ascii="Liberation Serif" w:hAnsi="Liberation Serif"/>
           <w:sz w:val="24"/>
           <w:szCs w:val="24"/>
         </w:rPr>
-        <w:t>. What is the purpose of the planetary gear system in Pedro?</w:t>
-      </w:r>
-    </w:p>
-    <w:p>
-      <w:pPr>
-        <w:pStyle w:val="BodyText"/>
-        <w:rPr/>
-      </w:pPr>
-      <w:r>
-        <w:rPr>
-          <w:rFonts w:ascii="Liberation Serif" w:hAnsi="Liberation Serif"/>
+        <w:t>7. What is the purpose of the planetary gear system in Pedro?</w:t>
+      </w:r>
+    </w:p>
+    <w:p>
+      <w:pPr>
+        <w:pStyle w:val="BodyText"/>
+        <w:rPr/>
+      </w:pPr>
+      <w:r>
+        <w:rPr>
           <w:sz w:val="24"/>
           <w:szCs w:val="24"/>
         </w:rPr>
@@ -10138,7 +10041,6 @@
       <w:r>
         <w:rPr>
           <w:rStyle w:val="Strong"/>
-          <w:rFonts w:ascii="Liberation Serif" w:hAnsi="Liberation Serif"/>
           <w:sz w:val="24"/>
           <w:szCs w:val="24"/>
         </w:rPr>
@@ -10146,7 +10048,6 @@
       </w:r>
       <w:r>
         <w:rPr>
-          <w:rFonts w:ascii="Liberation Serif" w:hAnsi="Liberation Serif"/>
           <w:sz w:val="24"/>
           <w:szCs w:val="24"/>
         </w:rPr>
@@ -10161,30 +10062,19 @@
       <w:r>
         <w:rPr>
           <w:rStyle w:val="Strong"/>
-          <w:rFonts w:ascii="Liberation Serif" w:hAnsi="Liberation Serif"/>
           <w:sz w:val="24"/>
           <w:szCs w:val="24"/>
         </w:rPr>
-        <w:t>8</w:t>
-      </w:r>
-      <w:r>
-        <w:rPr>
-          <w:rStyle w:val="Strong"/>
-          <w:rFonts w:ascii="Liberation Serif" w:hAnsi="Liberation Serif"/>
-          <w:sz w:val="24"/>
-          <w:szCs w:val="24"/>
-        </w:rPr>
-        <w:t>. How many planetary motion modules does Pedro have?</w:t>
-      </w:r>
-    </w:p>
-    <w:p>
-      <w:pPr>
-        <w:pStyle w:val="BodyText"/>
-        <w:rPr/>
-      </w:pPr>
-      <w:r>
-        <w:rPr>
-          <w:rFonts w:ascii="Liberation Serif" w:hAnsi="Liberation Serif"/>
+        <w:t>8. How many planetary motion modules does Pedro have?</w:t>
+      </w:r>
+    </w:p>
+    <w:p>
+      <w:pPr>
+        <w:pStyle w:val="BodyText"/>
+        <w:rPr/>
+      </w:pPr>
+      <w:r>
+        <w:rPr>
           <w:sz w:val="24"/>
           <w:szCs w:val="24"/>
         </w:rPr>
@@ -10201,7 +10091,6 @@
       <w:r>
         <w:rPr>
           <w:rStyle w:val="Strong"/>
-          <w:rFonts w:ascii="Liberation Serif" w:hAnsi="Liberation Serif"/>
           <w:sz w:val="24"/>
           <w:szCs w:val="24"/>
         </w:rPr>
@@ -10218,35 +10107,22 @@
       <w:r>
         <w:rPr>
           <w:rStyle w:val="Strong"/>
-          <w:rFonts w:ascii="Liberation Serif" w:hAnsi="Liberation Serif"/>
           <w:b/>
           <w:bCs/>
           <w:sz w:val="24"/>
           <w:szCs w:val="24"/>
         </w:rPr>
-        <w:t>9</w:t>
-      </w:r>
+        <w:t>9. Which gear in the planetary system is driven by the motor?</w:t>
+      </w:r>
+    </w:p>
+    <w:p>
+      <w:pPr>
+        <w:pStyle w:val="BodyText"/>
+        <w:rPr/>
+      </w:pPr>
       <w:r>
         <w:rPr>
           <w:rStyle w:val="Strong"/>
-          <w:rFonts w:ascii="Liberation Serif" w:hAnsi="Liberation Serif"/>
-          <w:b/>
-          <w:bCs/>
-          <w:sz w:val="24"/>
-          <w:szCs w:val="24"/>
-        </w:rPr>
-        <w:t>. Which gear in the planetary system is driven by the motor?</w:t>
-      </w:r>
-    </w:p>
-    <w:p>
-      <w:pPr>
-        <w:pStyle w:val="BodyText"/>
-        <w:rPr/>
-      </w:pPr>
-      <w:r>
-        <w:rPr>
-          <w:rStyle w:val="Strong"/>
-          <w:rFonts w:ascii="Liberation Serif" w:hAnsi="Liberation Serif"/>
           <w:b w:val="false"/>
           <w:bCs w:val="false"/>
           <w:sz w:val="24"/>
@@ -10263,7 +10139,6 @@
       <w:r>
         <w:rPr>
           <w:rStyle w:val="Strong"/>
-          <w:rFonts w:ascii="Liberation Serif" w:hAnsi="Liberation Serif"/>
           <w:b/>
           <w:bCs/>
           <w:sz w:val="24"/>
@@ -10391,7 +10266,7 @@
         <w:sz w:val="20"/>
         <w:szCs w:val="20"/>
       </w:rPr>
-      <w:t>6</w:t>
+      <w:t>13</w:t>
     </w:r>
     <w:r>
       <w:rPr>
@@ -10513,7 +10388,7 @@
         <w:sz w:val="20"/>
         <w:szCs w:val="20"/>
       </w:rPr>
-      <w:t>6</w:t>
+      <w:t>13</w:t>
     </w:r>
     <w:r>
       <w:rPr>
@@ -11448,7 +11323,7 @@
     <w:pPr>
       <w:widowControl/>
       <w:suppressAutoHyphens w:val="true"/>
-      <w:overflowPunct w:val="true"/>
+      <w:overflowPunct w:val="false"/>
       <w:bidi w:val="0"/>
       <w:spacing w:before="0" w:after="0"/>
       <w:jc w:val="start"/>
